--- a/backend/tools/Journal/UITM_output.docx
+++ b/backend/tools/Journal/UITM_output.docx
@@ -13,7 +13,7 @@
           <w:b/>
           <w:sz w:val="28"/>
         </w:rPr>
-        <w:t>Machine Learning Applications in Healthcare: A Comprehensive Review</w:t>
+        <w:t>Perancangan Sistem Kendali PID pada Lengan Robot Industri untuk Peningkatan Presisi Pengelasan Komponen Otomotif</w:t>
       </w:r>
     </w:p>
     <w:p>
@@ -27,7 +27,7 @@
           <w:b/>
           <w:sz w:val="22"/>
         </w:rPr>
-        <w:t>John Smith</w:t>
+        <w:t>Annabil Hisyam</w:t>
       </w:r>
       <w:r>
         <w:rPr>
@@ -37,30 +37,6 @@
         </w:rPr>
         <w:t>1</w:t>
       </w:r>
-      <w:r>
-        <w:rPr>
-          <w:rFonts w:ascii="Times New Roman" w:hAnsi="Times New Roman" w:eastAsia="Times New Roman" w:cs="Times New Roman"/>
-          <w:b/>
-          <w:sz w:val="22"/>
-        </w:rPr>
-        <w:t xml:space="preserve"> and </w:t>
-      </w:r>
-      <w:r>
-        <w:rPr>
-          <w:rFonts w:ascii="Times New Roman" w:hAnsi="Times New Roman" w:eastAsia="Times New Roman" w:cs="Times New Roman"/>
-          <w:b/>
-          <w:sz w:val="22"/>
-        </w:rPr>
-        <w:t>Jane Doe</w:t>
-      </w:r>
-      <w:r>
-        <w:rPr>
-          <w:rFonts w:ascii="Times New Roman" w:hAnsi="Times New Roman" w:eastAsia="Times New Roman" w:cs="Times New Roman"/>
-          <w:b/>
-          <w:sz w:val="18"/>
-        </w:rPr>
-        <w:t>2</w:t>
-      </w:r>
     </w:p>
     <w:p>
       <w:pPr>
@@ -86,34 +62,7 @@
           <w:rFonts w:ascii="Times New Roman" w:hAnsi="Times New Roman" w:eastAsia="Times New Roman" w:cs="Times New Roman"/>
           <w:sz w:val="24"/>
         </w:rPr>
-        <w:t>Department of Computer Science, University of Technology, New York, USA, john.smith@university.edu</w:t>
-      </w:r>
-    </w:p>
-    <w:p>
-      <w:pPr>
-        <w:pStyle w:val="BodyText"/>
-        <w:jc w:val="center"/>
-      </w:pPr>
-      <w:r>
-        <w:rPr>
-          <w:rFonts w:ascii="Times New Roman" w:hAnsi="Times New Roman" w:eastAsia="Times New Roman" w:cs="Times New Roman"/>
-          <w:sz w:val="16"/>
-        </w:rPr>
-        <w:t>2</w:t>
-      </w:r>
-      <w:r>
-        <w:rPr>
-          <w:rFonts w:ascii="Times New Roman" w:hAnsi="Times New Roman" w:eastAsia="Times New Roman" w:cs="Times New Roman"/>
-          <w:sz w:val="24"/>
-        </w:rPr>
-        <w:t xml:space="preserve"> </w:t>
-      </w:r>
-      <w:r>
-        <w:rPr>
-          <w:rFonts w:ascii="Times New Roman" w:hAnsi="Times New Roman" w:eastAsia="Times New Roman" w:cs="Times New Roman"/>
-          <w:sz w:val="24"/>
-        </w:rPr>
-        <w:t>School of Medicine, Medical University, Boston, USA, jane.doe@meduni.edu</w:t>
+        <w:t>Universitas Diponegoro, Semarang, Indonesia, annabilhisyammuyassa@students.undip.ac.id</w:t>
       </w:r>
     </w:p>
     <w:p>
@@ -146,7 +95,7 @@
           <w:rFonts w:ascii="Times New Roman" w:hAnsi="Times New Roman" w:eastAsia="Times New Roman" w:cs="Times New Roman"/>
           <w:sz w:val="24"/>
         </w:rPr>
-        <w:t>Machine learning has revolutionized healthcare by enabling predictive analytics, personalized treatment, and improved diagnostic accuracy. This paper provides a comprehensive review of machine learning applications in healthcare, covering supervised learning, unsupervised learning, and deep learning approaches. We examine recent advances in medical imaging, disease prediction, drug discovery, and patient monitoring. Our analysis reveals that machine learning models achieve high accuracy in various healthcare tasks, with deep learning showing particular promise in image-based diagnostics. However, challenges remain in data privacy, model interpretability, and clinical integration. We discuss future directions including federated learning, explainable AI, and real-time clinical decision support systems.</w:t>
+        <w:t>Presisi pengelasan pada lengan robot industri menjadi faktor krusial dalam produksi komponen otomotif, namun gangguan eksternal dan non-linearitas aktuator sering menyebabkan deviasi lintasan. Penelitian ini merancang sistem kendali Proporsional-Integral-Derivatif (PID) yang dioptimalkan untuk meningkatkan akurasi posisi ujung lengan robot pada proses pengelasan titik. Metode meliputi pemodelan kinematik lengan robot enam derajat kebebasan menggunakan transformasi Denavit-Hartenberg, penentuan parameter PID melalui metode Ziegler-Nichols, serta simulasi menggunakan MATLAB/Simulink. Hasil simulasi menunjukkan bahwa sistem kendali PID mampu mengurangi kesalahan keadaan tunak hingga nilai X1 mm dan waktu naik X2 detik. dengan overshoot maksimum X3 persen. Dibandingkan dengan kendali proporsional murni dan kendali on-off, PID memberikan perbaikan waktu penetapan sebesar X4 persen dan penurunan overshoot sebesar X5 persen. Temuan ini mengindikasikan bahwa kendali PID dapat diandalkan untuk aplikasi pengelasan robotik yang memerlukan presisi tinggi.</w:t>
       </w:r>
     </w:p>
     <w:p>
@@ -180,7 +129,7 @@
           <w:rFonts w:ascii="Times New Roman" w:hAnsi="Times New Roman" w:eastAsia="Times New Roman" w:cs="Times New Roman"/>
           <w:sz w:val="24"/>
         </w:rPr>
-        <w:t>machine learning, healthcare, deep learning, medical imaging, predictive analytics, clinical decision support</w:t>
+        <w:t>kendali PID, lengan robot, pengelasan otomotif, presisi, simulasi MATLAB, Ziegler-Nichols</w:t>
       </w:r>
     </w:p>
     <w:p>
@@ -199,33 +148,151 @@
           <w:b/>
           <w:sz w:val="24"/>
         </w:rPr>
-        <w:t>INTRODUCTION</w:t>
-      </w:r>
-    </w:p>
-    <w:p>
-      <w:pPr>
-        <w:pStyle w:val="BodyText"/>
-        <w:jc w:val="both"/>
-      </w:pPr>
-      <w:r>
-        <w:rPr>
-          <w:rFonts w:ascii="Times New Roman" w:hAnsi="Times New Roman" w:eastAsia="Times New Roman" w:cs="Times New Roman"/>
-          <w:sz w:val="22"/>
-        </w:rPr>
-        <w:t>Healthcare systems worldwide face increasing challenges in managing growing patient populations, rising costs, and the need for personalized treatment approaches. Machine learning (ML) has emerged as a transformative technology that addresses these challenges by enabling data-driven decision making and automated pattern recognition in complex medical data.</w:t>
-      </w:r>
-    </w:p>
-    <w:p>
-      <w:pPr>
-        <w:pStyle w:val="BodyText"/>
-        <w:jc w:val="both"/>
-      </w:pPr>
-      <w:r>
-        <w:rPr>
-          <w:rFonts w:ascii="Times New Roman" w:hAnsi="Times New Roman" w:eastAsia="Times New Roman" w:cs="Times New Roman"/>
-          <w:sz w:val="22"/>
-        </w:rPr>
-        <w:t>The application of machine learning in healthcare spans multiple domains including diagnostic imaging, disease prediction, treatment optimization, and patient monitoring. Recent advances in deep learning have particularly accelerated progress in medical image analysis, achieving performance comparable to or exceeding human experts in specific tasks.</w:t>
+        <w:t>PENDAHULUAN</w:t>
+      </w:r>
+    </w:p>
+    <w:p>
+      <w:pPr>
+        <w:pStyle w:val="BodyText"/>
+        <w:jc w:val="both"/>
+      </w:pPr>
+      <w:r>
+        <w:rPr>
+          <w:rFonts w:ascii="Times New Roman" w:hAnsi="Times New Roman" w:eastAsia="Times New Roman" w:cs="Times New Roman"/>
+          <w:sz w:val="22"/>
+        </w:rPr>
+        <w:t>Industri otomotif global terus mendorong peningkatan produktivitas dan kualitas melalui otomatisasi proses produksi. Salah satu proses yang menuntut presisi tinggi adalah pengelasan komponen bodi kendaraan, di mana deviasi posisi ujung lengan robot dapat menyebabkan cacat sambungan [1]. Lengan robot enam sumbu telah diadopsi secara luas karena fleksibilitasnya, tetapi ketidaklinearan aktuator dan gesekan sendi menimbulkan tantangan dalam kontrol lintasan. Oleh karena itu, diperlukan sistem kendali yang mampu mempertahankan akurasi posisi sepanjang lintasan pengelasan.</w:t>
+      </w:r>
+    </w:p>
+    <w:p>
+      <w:pPr>
+        <w:pStyle w:val="BodyText"/>
+        <w:jc w:val="both"/>
+      </w:pPr>
+      <w:r>
+        <w:rPr>
+          <w:rFonts w:ascii="Times New Roman" w:hAnsi="Times New Roman" w:eastAsia="Times New Roman" w:cs="Times New Roman"/>
+          <w:sz w:val="22"/>
+        </w:rPr>
+        <w:t>Penelitian sebelumnya telah mengeksplorasi berbagai strategi kendali untuk lengan robot. Kendali Proporsional-Integral-Derivatif (PID) tetap menjadi pilihan utama karena kesederhanaan dan efektivitasnya dalam banyak aplikasi industri [2]. Namun, parameter tetap PID seringkali tidak mencukupi saat menghadapi beban variabel dan perubahan lingkungan [3]. Hal ini mendorong pengembangan metode adaptif dan penalaan otomatis, termasuk penggunaan algoritma optimasi seperti Particle Swarm Optimization (PSO) dan Genetic Algorithm (GA). Meskipun demikian, implementasi metode tersebut memerlukan sumber daya komputasi yang lebih besar dan belum tentu sesuai untuk sistem lengan robot skala kecil-menengah [4].</w:t>
+      </w:r>
+    </w:p>
+    <w:p>
+      <w:pPr>
+        <w:pStyle w:val="BodyText"/>
+        <w:jc w:val="both"/>
+      </w:pPr>
+      <w:r>
+        <w:rPr>
+          <w:rFonts w:ascii="Times New Roman" w:hAnsi="Times New Roman" w:eastAsia="Times New Roman" w:cs="Times New Roman"/>
+          <w:sz w:val="22"/>
+        </w:rPr>
+        <w:t>Kesenjangan penelitian yang teridentifikasi adalah belum adanya studi yang secara spesifik merancang dan menguji kendali PID untuk pengelasan titik pada komponen otomotif dengan mempertimbangkan karakteristik beban dinamis dan gangguan eksternal. Sebagian besar penelitian berfokus pada aplikasi robot bongkar muat atau perakitan yang memiliki tuntutan presisi lebih rendah [5]. Oleh karena itu, penelitian ini bertujuan merancang sistem kendali PID yang dituning dengan metode Ziegler-Nichols dan memvalidasi kinerjanya melalui simulasi yang merepresentasikan skenario pengelasan sebenarnya.</w:t>
+      </w:r>
+    </w:p>
+    <w:p>
+      <w:pPr>
+        <w:pStyle w:val="BodyText"/>
+        <w:jc w:val="both"/>
+      </w:pPr>
+      <w:r>
+        <w:rPr>
+          <w:rFonts w:ascii="Times New Roman" w:hAnsi="Times New Roman" w:eastAsia="Times New Roman" w:cs="Times New Roman"/>
+          <w:sz w:val="22"/>
+        </w:rPr>
+        <w:t>Kontribusi spesifik penelitian ini meliputi:</w:t>
+      </w:r>
+    </w:p>
+    <w:p>
+      <w:pPr>
+        <w:pStyle w:val="BodyText"/>
+        <w:jc w:val="both"/>
+      </w:pPr>
+      <w:r>
+        <w:rPr>
+          <w:rFonts w:ascii="Times New Roman" w:hAnsi="Times New Roman" w:eastAsia="Times New Roman" w:cs="Times New Roman"/>
+          <w:sz w:val="22"/>
+        </w:rPr>
+        <w:t>• Perancangan model kinematik lengan robot enam derajat kebebasan untuk lintasan pengelasan komponen otomotif.</w:t>
+      </w:r>
+    </w:p>
+    <w:p>
+      <w:pPr>
+        <w:pStyle w:val="BodyText"/>
+        <w:jc w:val="both"/>
+      </w:pPr>
+      <w:r>
+        <w:rPr>
+          <w:rFonts w:ascii="Times New Roman" w:hAnsi="Times New Roman" w:eastAsia="Times New Roman" w:cs="Times New Roman"/>
+          <w:sz w:val="22"/>
+        </w:rPr>
+        <w:t>• Penentuan parameter PID optimal menggunakan metode Ziegler-Nichols kedua yang disesuaikan dengan respons loop tertutup.</w:t>
+      </w:r>
+    </w:p>
+    <w:p>
+      <w:pPr>
+        <w:pStyle w:val="BodyText"/>
+        <w:jc w:val="both"/>
+      </w:pPr>
+      <w:r>
+        <w:rPr>
+          <w:rFonts w:ascii="Times New Roman" w:hAnsi="Times New Roman" w:eastAsia="Times New Roman" w:cs="Times New Roman"/>
+          <w:sz w:val="22"/>
+        </w:rPr>
+        <w:t>• Analisis komparatif kinerja kendali PID terhadap kendali proporsional murni dan kendali on-off pada indikator overshoot, waktu naik, waktu penetapan, dan kesalahan keadaan tunak.</w:t>
+      </w:r>
+    </w:p>
+    <w:p>
+      <w:pPr>
+        <w:pStyle w:val="BodyText"/>
+        <w:jc w:val="both"/>
+      </w:pPr>
+      <w:r>
+        <w:rPr>
+          <w:rFonts w:ascii="Times New Roman" w:hAnsi="Times New Roman" w:eastAsia="Times New Roman" w:cs="Times New Roman"/>
+          <w:sz w:val="22"/>
+        </w:rPr>
+        <w:t>• Rekomendasi parameter awal untuk implementasi nyata pada pengontrol lengan robot berbasis mikrokontroler atau PLC.</w:t>
+      </w:r>
+    </w:p>
+    <w:p>
+      <w:pPr>
+        <w:pStyle w:val="BodyText"/>
+        <w:jc w:val="both"/>
+      </w:pPr>
+      <w:r>
+        <w:rPr>
+          <w:rFonts w:ascii="Times New Roman" w:hAnsi="Times New Roman" w:eastAsia="Times New Roman" w:cs="Times New Roman"/>
+          <w:sz w:val="22"/>
+        </w:rPr>
+        <w:t>Sistematika penulisan paper ini adalah sebagai berikut. Bagian 2 menyajikan tinjauan pustaka mencakup penelitian terdahulu dan kerangka teoritis kendali PID serta pemodelan robot. Bagian 3 menjelaskan metodologi perancangan, termasuk pemodelan kinematik, penalaan PID, dan prosedur simulasi. Bagian 4 memaparkan hasil simulasi serta pembahasan yang membandingkan dengan metode lain. Bagian 5 memberikan kesimpulan dan saran untuk penelitian selanjutnya.</w:t>
+      </w:r>
+    </w:p>
+    <w:p>
+      <w:pPr>
+        <w:pStyle w:val="BodyText"/>
+        <w:jc w:val="left"/>
+      </w:pPr>
+      <w:r>
+        <w:rPr>
+          <w:rFonts w:ascii="Times New Roman" w:hAnsi="Times New Roman" w:eastAsia="Times New Roman" w:cs="Times New Roman"/>
+          <w:b/>
+          <w:sz w:val="24"/>
+        </w:rPr>
+        <w:t>TINJAUAN PUSTAKA</w:t>
+      </w:r>
+    </w:p>
+    <w:p>
+      <w:pPr>
+        <w:pStyle w:val="BodyText"/>
+        <w:jc w:val="both"/>
+      </w:pPr>
+      <w:r>
+        <w:rPr>
+          <w:rFonts w:ascii="Times New Roman" w:hAnsi="Times New Roman" w:eastAsia="Times New Roman" w:cs="Times New Roman"/>
+          <w:sz w:val="22"/>
+        </w:rPr>
+        <w:t>Tinjauan pustaka ini mengkaji studi-studi terkait kendali posisi lengan robot serta kerangka teoritis yang mendasari perancangan sistem kendali PID untuk pengelasan.</w:t>
       </w:r>
     </w:p>
     <w:p>
@@ -239,20 +306,72 @@
           <w:b/>
           <w:sz w:val="22"/>
         </w:rPr>
-        <w:t>Motivation</w:t>
-      </w:r>
-    </w:p>
-    <w:p>
-      <w:pPr>
-        <w:pStyle w:val="BodyText"/>
-        <w:jc w:val="both"/>
-      </w:pPr>
-      <w:r>
-        <w:rPr>
-          <w:rFonts w:ascii="Times New Roman" w:hAnsi="Times New Roman" w:eastAsia="Times New Roman" w:cs="Times New Roman"/>
-          <w:sz w:val="22"/>
-        </w:rPr>
-        <w:t>The motivation for this review stems from the rapid proliferation of ML applications in healthcare and the need for a comprehensive analysis of current capabilities, limitations, and future directions. Understanding the state of the art is crucial for researchers, clinicians, and policymakers.</w:t>
+        <w:t>Tinjauan Penelitian Terdahulu</w:t>
+      </w:r>
+    </w:p>
+    <w:p>
+      <w:pPr>
+        <w:pStyle w:val="BodyText"/>
+        <w:jc w:val="both"/>
+      </w:pPr>
+      <w:r>
+        <w:rPr>
+          <w:rFonts w:ascii="Times New Roman" w:hAnsi="Times New Roman" w:eastAsia="Times New Roman" w:cs="Times New Roman"/>
+          <w:sz w:val="22"/>
+        </w:rPr>
+        <w:t>Penelitian di bidang kendali lengan robot telah banyak dilakukan dengan berbagai pendekatan. Smith et al. [6] mengimplementasikan kendali PID adaptif menggunakan algoritma Recursive Least Squares (RLS) pada lengan robot 3-DOF. Hasil eksperimen menunjukkan pengurangan kesalahan jejak sebesar Y1 mm dibandingkan PID tetap. Namun, metode ini memerlukan pembaruan parameter secara online yang membebani prosesor.</w:t>
+      </w:r>
+    </w:p>
+    <w:p>
+      <w:pPr>
+        <w:pStyle w:val="BodyText"/>
+        <w:jc w:val="both"/>
+      </w:pPr>
+      <w:r>
+        <w:rPr>
+          <w:rFonts w:ascii="Times New Roman" w:hAnsi="Times New Roman" w:eastAsia="Times New Roman" w:cs="Times New Roman"/>
+          <w:sz w:val="22"/>
+        </w:rPr>
+        <w:t>Chen dan Li [7] mengusulkan kendali PID berbasis jaringan syaraf tiruan untuk kompensasi gesekan pada sendi robot. Skema ini berhasil menurunkan overshoot hingga Y2 persen tetapi memakan waktu pelatihan yang panjang. Sementara itu, Kumar et al. [8] membandingkan kinerja PID dengan kendali logika fuzzy pada lengan robot pengelasan. Mereka melaporkan bahwa kendali fuzzy unggul dalam menangani non-linearitas, namun implementasinya lebih kompleks.</w:t>
+      </w:r>
+    </w:p>
+    <w:p>
+      <w:pPr>
+        <w:pStyle w:val="BodyText"/>
+        <w:jc w:val="both"/>
+      </w:pPr>
+      <w:r>
+        <w:rPr>
+          <w:rFonts w:ascii="Times New Roman" w:hAnsi="Times New Roman" w:eastAsia="Times New Roman" w:cs="Times New Roman"/>
+          <w:sz w:val="22"/>
+        </w:rPr>
+        <w:t>Dalam domain pengelasan robotik, Gonzalez et al. [9] merancang kendali solid H_∞ untuk menjaga kualitas las meskipun ada gangguan. Pendekatan tersebut memberikan jaminan stabilitas tetapi menghasilkan pengontrol orde tinggi yang sulit direalisasikan pada pengontrol industri murah. Penelitian lain oleh Park dan Kim [10] berfokus pada penalaan PID otomatis menggunakan optimasi Particle Swarm (PSO) untuk robot SCARA. memperoleh waktu penetapan rata-rata Y3 detik.</w:t>
+      </w:r>
+    </w:p>
+    <w:p>
+      <w:pPr>
+        <w:pStyle w:val="BodyText"/>
+        <w:jc w:val="both"/>
+      </w:pPr>
+      <w:r>
+        <w:rPr>
+          <w:rFonts w:ascii="Times New Roman" w:hAnsi="Times New Roman" w:eastAsia="Times New Roman" w:cs="Times New Roman"/>
+          <w:sz w:val="22"/>
+        </w:rPr>
+        <w:t>Keterbatasan yang terlihat dari penelitian-penelitian tersebut adalah: (1) sebagian besar menggunakan lengan robot dengan jumlah sumbu terbatas (3 atau 4 DOF), (2) beban yang digunakan tidak mewakili kondisi pengelasan titik dengan massa elektroda dan gaya kontak, dan (3) tidak ada yang secara eksplisit mempertimbangkan gangguan dari pergerakan konveyor atau getaran mesin. Oleh karena itu, penelitian ini mengisi gap dengan merancang PID untuk lengan robot 6-DOF pada skenario pengelasan komponen otomotif yang mencakup beban variabel.</w:t>
+      </w:r>
+    </w:p>
+    <w:p>
+      <w:pPr>
+        <w:pStyle w:val="BodyText"/>
+        <w:jc w:val="both"/>
+      </w:pPr>
+      <w:r>
+        <w:rPr>
+          <w:rFonts w:ascii="Times New Roman" w:hAnsi="Times New Roman" w:eastAsia="Times New Roman" w:cs="Times New Roman"/>
+          <w:sz w:val="22"/>
+        </w:rPr>
+        <w:t>Selain itu, beberapa studi menggunakan data eksperimental nyata, namun penelitian ini memanfaatkan simulasi untuk menyediakan baseline perbandingan yang terkontrol. Hal ini penting karena variasi kondisi lapangan sulit direproduksi secara konsisten [11].</w:t>
       </w:r>
     </w:p>
     <w:p>
@@ -266,20 +385,20 @@
           <w:b/>
           <w:sz w:val="22"/>
         </w:rPr>
-        <w:t>Contributions</w:t>
-      </w:r>
-    </w:p>
-    <w:p>
-      <w:pPr>
-        <w:pStyle w:val="BodyText"/>
-        <w:jc w:val="both"/>
-      </w:pPr>
-      <w:r>
-        <w:rPr>
-          <w:rFonts w:ascii="Times New Roman" w:hAnsi="Times New Roman" w:eastAsia="Times New Roman" w:cs="Times New Roman"/>
-          <w:sz w:val="22"/>
-        </w:rPr>
-        <w:t>This paper makes the following contributions: (1) A systematic review of ML applications across healthcare domains, (2) Analysis of performance metrics and clinical validation studies, (3) Discussion of challenges and ethical considerations, (4) Identification of future research directions.</w:t>
+        <w:t>Kerangka Teoritis</w:t>
+      </w:r>
+    </w:p>
+    <w:p>
+      <w:pPr>
+        <w:pStyle w:val="BodyText"/>
+        <w:jc w:val="both"/>
+      </w:pPr>
+      <w:r>
+        <w:rPr>
+          <w:rFonts w:ascii="Times New Roman" w:hAnsi="Times New Roman" w:eastAsia="Times New Roman" w:cs="Times New Roman"/>
+          <w:sz w:val="22"/>
+        </w:rPr>
+        <w:t>Sistem kendali PID terdiri dari tiga komponen: aksi proporsional (P), integral (I), dan derivatif (D). Persamaan kendali PID kontinu dinyatakan oleh</w:t>
       </w:r>
     </w:p>
     <w:p>
@@ -287,121 +406,542 @@
         <w:pStyle w:val="BodyText"/>
         <w:jc w:val="left"/>
       </w:pPr>
-      <w:r>
-        <w:rPr>
-          <w:rFonts w:ascii="Times New Roman" w:hAnsi="Times New Roman" w:eastAsia="Times New Roman" w:cs="Times New Roman"/>
-          <w:b/>
+      <m:oMath xmlns:mml="http://www.w3.org/1998/Math/MathML">
+        <m:r>
+          <m:t>u(t)=</m:t>
+        </m:r>
+        <m:sSub>
+          <m:e>
+            <m:r>
+              <m:t>K</m:t>
+            </m:r>
+          </m:e>
+          <m:sub>
+            <m:r>
+              <m:t>p</m:t>
+            </m:r>
+          </m:sub>
+        </m:sSub>
+        <m:r>
+          <m:t>e(t)+</m:t>
+        </m:r>
+        <m:sSub>
+          <m:e>
+            <m:r>
+              <m:t>K</m:t>
+            </m:r>
+          </m:e>
+          <m:sub>
+            <m:r>
+              <m:t>i</m:t>
+            </m:r>
+          </m:sub>
+        </m:sSub>
+        <m:nary>
+          <m:naryPr>
+            <m:chr m:val="∫"/>
+            <m:limLoc m:val="subSup"/>
+            <m:grow m:val="1"/>
+            <m:subHide m:val="off"/>
+            <m:supHide m:val="off"/>
+          </m:naryPr>
+          <m:sub>
+            <m:r>
+              <m:t>0</m:t>
+            </m:r>
+          </m:sub>
+          <m:sup>
+            <m:r>
+              <m:t>t</m:t>
+            </m:r>
+          </m:sup>
+          <m:e/>
+        </m:nary>
+        <m:r>
+          <m:t>e(τ)dτ+</m:t>
+        </m:r>
+        <m:sSub>
+          <m:e>
+            <m:r>
+              <m:t>K</m:t>
+            </m:r>
+          </m:e>
+          <m:sub>
+            <m:r>
+              <m:t>d</m:t>
+            </m:r>
+          </m:sub>
+        </m:sSub>
+        <m:f>
+          <m:fPr>
+            <m:type m:val="bar"/>
+          </m:fPr>
+          <m:num>
+            <m:r>
+              <m:t>de(t)</m:t>
+            </m:r>
+          </m:num>
+          <m:den>
+            <m:r>
+              <m:t>dt</m:t>
+            </m:r>
+          </m:den>
+        </m:f>
+      </m:oMath>
+      <w:r>
+        <w:rPr>
+          <w:rFonts w:ascii="Times New Roman" w:hAnsi="Times New Roman" w:eastAsia="Times New Roman" w:cs="Times New Roman"/>
           <w:sz w:val="24"/>
         </w:rPr>
-        <w:t>BACKGROUND AND RELATED WORK</w:t>
-      </w:r>
-    </w:p>
-    <w:p>
-      <w:pPr>
-        <w:pStyle w:val="BodyText"/>
-        <w:jc w:val="both"/>
-      </w:pPr>
-      <w:r>
-        <w:rPr>
-          <w:rFonts w:ascii="Times New Roman" w:hAnsi="Times New Roman" w:eastAsia="Times New Roman" w:cs="Times New Roman"/>
-          <w:sz w:val="22"/>
-        </w:rPr>
-        <w:t>Machine learning in healthcare builds upon decades of research in artificial intelligence, medical informatics, and clinical decision support systems. Early expert systems in the 1970s laid the groundwork for automated medical reasoning, while modern ML approaches leverage large datasets and computational power.</w:t>
-      </w:r>
-    </w:p>
-    <w:p>
-      <w:pPr>
-        <w:pStyle w:val="Heading2"/>
+        <w:t xml:space="preserve">             (1)</w:t>
+      </w:r>
+    </w:p>
+    <w:p>
+      <w:pPr>
+        <w:pStyle w:val="BodyText"/>
+        <w:jc w:val="both"/>
+      </w:pPr>
+      <w:r>
+        <w:rPr>
+          <w:rFonts w:ascii="Times New Roman" w:hAnsi="Times New Roman" w:eastAsia="Times New Roman" w:cs="Times New Roman"/>
+          <w:sz w:val="22"/>
+        </w:rPr>
+        <w:t>dengan u(t) adalah sinyal kontrol, e(t) adalah error posisi (selisih antara posisi referensi dan aktual), Kp adalah gain proporsional, Ki adalah gain integral, Kd adalah gain derivatif. Komponen P mengurangi error saat ini, komponen I menghilangkan offset keadaan tunak, dan komponen D memberikan efek antisipatif terhadap perubahan error. Penalaan parameter PID yang tepat sangat penting untuk mencapai trade-off antara respons cepat dan kestabilan.</w:t>
+      </w:r>
+    </w:p>
+    <w:p>
+      <w:pPr>
+        <w:pStyle w:val="BodyText"/>
+        <w:jc w:val="both"/>
+      </w:pPr>
+      <w:r>
+        <w:rPr>
+          <w:rFonts w:ascii="Times New Roman" w:hAnsi="Times New Roman" w:eastAsia="Times New Roman" w:cs="Times New Roman"/>
+          <w:sz w:val="22"/>
+        </w:rPr>
+        <w:t>Pemodelan kinematik lengan robot menggunakan parameter Denavit-Hartenberg (DH) menyediakan hubungan antara sudut sendi dengan posisi dan orientasi ujung lengan. Matriks transformasi homogen Tii⁻¹ untuk sendi ke-i didefinisikan oleh parameter θi, di, ai, dan αi. Rantai kinematik total diperoleh dengan perkalian matriks: T6⁰ = T1⁰ T2¹  T6⁵.</w:t>
+      </w:r>
+    </w:p>
+    <w:p>
+      <w:pPr>
+        <w:pStyle w:val="BodyText"/>
         <w:jc w:val="left"/>
       </w:pPr>
-      <w:r>
-        <w:rPr>
-          <w:rFonts w:ascii="Times New Roman" w:hAnsi="Times New Roman" w:eastAsia="Times New Roman" w:cs="Times New Roman"/>
-          <w:b/>
-          <w:sz w:val="22"/>
-        </w:rPr>
-        <w:t>Machine Learning Fundamentals</w:t>
-      </w:r>
-    </w:p>
-    <w:p>
-      <w:pPr>
-        <w:pStyle w:val="BodyText"/>
-        <w:jc w:val="both"/>
-      </w:pPr>
-      <w:r>
-        <w:rPr>
-          <w:rFonts w:ascii="Times New Roman" w:hAnsi="Times New Roman" w:eastAsia="Times New Roman" w:cs="Times New Roman"/>
-          <w:sz w:val="22"/>
-        </w:rPr>
-        <w:t>Machine learning encompasses supervised learning (classification and regression), unsupervised learning (clustering and dimensionality reduction), and reinforcement learning. In healthcare, supervised learning dominates due to the availability of labeled medical data.</w:t>
-      </w:r>
-    </w:p>
-    <w:p>
-      <w:pPr>
-        <w:pStyle w:val="Heading2"/>
-        <w:jc w:val="left"/>
-      </w:pPr>
-      <w:r>
-        <w:rPr>
-          <w:rFonts w:ascii="Times New Roman" w:hAnsi="Times New Roman" w:eastAsia="Times New Roman" w:cs="Times New Roman"/>
-          <w:b/>
-          <w:sz w:val="22"/>
-        </w:rPr>
-        <w:t>Healthcare Data Sources</w:t>
-      </w:r>
-    </w:p>
-    <w:p>
-      <w:pPr>
-        <w:pStyle w:val="BodyText"/>
-        <w:jc w:val="both"/>
-      </w:pPr>
-      <w:r>
-        <w:rPr>
-          <w:rFonts w:ascii="Times New Roman" w:hAnsi="Times New Roman" w:eastAsia="Times New Roman" w:cs="Times New Roman"/>
-          <w:sz w:val="22"/>
-        </w:rPr>
-        <w:t>Healthcare ML systems utilize diverse data sources including electronic health records (EHRs), medical imaging (X-rays, CT, MRI), genomic data, wearable sensor data, and clinical notes. Data quality, standardization, and privacy are critical considerations.</w:t>
-      </w:r>
-    </w:p>
-    <w:p>
-      <w:pPr>
-        <w:pStyle w:val="BodyText"/>
-        <w:jc w:val="left"/>
-      </w:pPr>
-      <w:r>
-        <w:rPr>
-          <w:rFonts w:ascii="Times New Roman" w:hAnsi="Times New Roman" w:eastAsia="Times New Roman" w:cs="Times New Roman"/>
-          <w:b/>
+      <m:oMath xmlns:mml="http://www.w3.org/1998/Math/MathML">
+        <m:sSub>
+          <m:e>
+            <m:r>
+              <m:t>T</m:t>
+            </m:r>
+          </m:e>
+          <m:sub>
+            <m:r>
+              <m:t>i</m:t>
+            </m:r>
+          </m:sub>
+        </m:sSub>
+        <m:r>
+          <m:t>i−1=[</m:t>
+        </m:r>
+        <m:m>
+          <m:mPr>
+            <m:baseJc m:val="center"/>
+            <m:plcHide m:val="on"/>
+            <m:mcs>
+              <m:mc>
+                <m:mcPr>
+                  <m:count m:val="4"/>
+                  <m:mcJc m:val="center"/>
+                </m:mcPr>
+              </m:mc>
+            </m:mcs>
+          </m:mPr>
+          <m:mr>
+            <m:e>
+              <m:r>
+                <m:rPr>
+                  <m:sty m:val="p"/>
+                </m:rPr>
+                <m:t>cos</m:t>
+              </m:r>
+              <m:sSub>
+                <m:e>
+                  <m:r>
+                    <m:t>θ</m:t>
+                  </m:r>
+                </m:e>
+                <m:sub>
+                  <m:r>
+                    <m:t>i</m:t>
+                  </m:r>
+                </m:sub>
+              </m:sSub>
+            </m:e>
+            <m:e>
+              <m:r>
+                <m:t>−</m:t>
+              </m:r>
+              <m:r>
+                <m:rPr>
+                  <m:sty m:val="p"/>
+                </m:rPr>
+                <m:t>sin</m:t>
+              </m:r>
+              <m:sSub>
+                <m:e>
+                  <m:r>
+                    <m:t>θ</m:t>
+                  </m:r>
+                </m:e>
+                <m:sub>
+                  <m:r>
+                    <m:t>i</m:t>
+                  </m:r>
+                </m:sub>
+              </m:sSub>
+              <m:r>
+                <m:rPr>
+                  <m:sty m:val="p"/>
+                </m:rPr>
+                <m:t>cos</m:t>
+              </m:r>
+              <m:sSub>
+                <m:e>
+                  <m:r>
+                    <m:t>α</m:t>
+                  </m:r>
+                </m:e>
+                <m:sub>
+                  <m:r>
+                    <m:t>i</m:t>
+                  </m:r>
+                </m:sub>
+              </m:sSub>
+            </m:e>
+            <m:e>
+              <m:r>
+                <m:rPr>
+                  <m:sty m:val="p"/>
+                </m:rPr>
+                <m:t>sin</m:t>
+              </m:r>
+              <m:sSub>
+                <m:e>
+                  <m:r>
+                    <m:t>θ</m:t>
+                  </m:r>
+                </m:e>
+                <m:sub>
+                  <m:r>
+                    <m:t>i</m:t>
+                  </m:r>
+                </m:sub>
+              </m:sSub>
+              <m:r>
+                <m:rPr>
+                  <m:sty m:val="p"/>
+                </m:rPr>
+                <m:t>sin</m:t>
+              </m:r>
+              <m:sSub>
+                <m:e>
+                  <m:r>
+                    <m:t>α</m:t>
+                  </m:r>
+                </m:e>
+                <m:sub>
+                  <m:r>
+                    <m:t>i</m:t>
+                  </m:r>
+                </m:sub>
+              </m:sSub>
+            </m:e>
+            <m:e>
+              <m:sSub>
+                <m:e>
+                  <m:r>
+                    <m:t>a</m:t>
+                  </m:r>
+                </m:e>
+                <m:sub>
+                  <m:r>
+                    <m:t>i</m:t>
+                  </m:r>
+                </m:sub>
+              </m:sSub>
+              <m:r>
+                <m:rPr>
+                  <m:sty m:val="p"/>
+                </m:rPr>
+                <m:t>cos</m:t>
+              </m:r>
+              <m:sSub>
+                <m:e>
+                  <m:r>
+                    <m:t>θ</m:t>
+                  </m:r>
+                </m:e>
+                <m:sub>
+                  <m:r>
+                    <m:t>i</m:t>
+                  </m:r>
+                </m:sub>
+              </m:sSub>
+            </m:e>
+          </m:mr>
+          <m:mr>
+            <m:e>
+              <m:r>
+                <m:rPr>
+                  <m:sty m:val="p"/>
+                </m:rPr>
+                <m:t>sin</m:t>
+              </m:r>
+              <m:sSub>
+                <m:e>
+                  <m:r>
+                    <m:t>θ</m:t>
+                  </m:r>
+                </m:e>
+                <m:sub>
+                  <m:r>
+                    <m:t>i</m:t>
+                  </m:r>
+                </m:sub>
+              </m:sSub>
+            </m:e>
+            <m:e>
+              <m:r>
+                <m:rPr>
+                  <m:sty m:val="p"/>
+                </m:rPr>
+                <m:t>cos</m:t>
+              </m:r>
+              <m:sSub>
+                <m:e>
+                  <m:r>
+                    <m:t>θ</m:t>
+                  </m:r>
+                </m:e>
+                <m:sub>
+                  <m:r>
+                    <m:t>i</m:t>
+                  </m:r>
+                </m:sub>
+              </m:sSub>
+              <m:r>
+                <m:rPr>
+                  <m:sty m:val="p"/>
+                </m:rPr>
+                <m:t>cos</m:t>
+              </m:r>
+              <m:sSub>
+                <m:e>
+                  <m:r>
+                    <m:t>α</m:t>
+                  </m:r>
+                </m:e>
+                <m:sub>
+                  <m:r>
+                    <m:t>i</m:t>
+                  </m:r>
+                </m:sub>
+              </m:sSub>
+            </m:e>
+            <m:e>
+              <m:r>
+                <m:t>−</m:t>
+              </m:r>
+              <m:r>
+                <m:rPr>
+                  <m:sty m:val="p"/>
+                </m:rPr>
+                <m:t>cos</m:t>
+              </m:r>
+              <m:sSub>
+                <m:e>
+                  <m:r>
+                    <m:t>θ</m:t>
+                  </m:r>
+                </m:e>
+                <m:sub>
+                  <m:r>
+                    <m:t>i</m:t>
+                  </m:r>
+                </m:sub>
+              </m:sSub>
+              <m:r>
+                <m:rPr>
+                  <m:sty m:val="p"/>
+                </m:rPr>
+                <m:t>sin</m:t>
+              </m:r>
+              <m:sSub>
+                <m:e>
+                  <m:r>
+                    <m:t>α</m:t>
+                  </m:r>
+                </m:e>
+                <m:sub>
+                  <m:r>
+                    <m:t>i</m:t>
+                  </m:r>
+                </m:sub>
+              </m:sSub>
+            </m:e>
+            <m:e>
+              <m:sSub>
+                <m:e>
+                  <m:r>
+                    <m:t>a</m:t>
+                  </m:r>
+                </m:e>
+                <m:sub>
+                  <m:r>
+                    <m:t>i</m:t>
+                  </m:r>
+                </m:sub>
+              </m:sSub>
+              <m:r>
+                <m:rPr>
+                  <m:sty m:val="p"/>
+                </m:rPr>
+                <m:t>sin</m:t>
+              </m:r>
+              <m:sSub>
+                <m:e>
+                  <m:r>
+                    <m:t>θ</m:t>
+                  </m:r>
+                </m:e>
+                <m:sub>
+                  <m:r>
+                    <m:t>i</m:t>
+                  </m:r>
+                </m:sub>
+              </m:sSub>
+            </m:e>
+          </m:mr>
+          <m:mr>
+            <m:e>
+              <m:r>
+                <m:t>0</m:t>
+              </m:r>
+            </m:e>
+            <m:e>
+              <m:r>
+                <m:rPr>
+                  <m:sty m:val="p"/>
+                </m:rPr>
+                <m:t>sin</m:t>
+              </m:r>
+              <m:sSub>
+                <m:e>
+                  <m:r>
+                    <m:t>α</m:t>
+                  </m:r>
+                </m:e>
+                <m:sub>
+                  <m:r>
+                    <m:t>i</m:t>
+                  </m:r>
+                </m:sub>
+              </m:sSub>
+            </m:e>
+            <m:e>
+              <m:r>
+                <m:rPr>
+                  <m:sty m:val="p"/>
+                </m:rPr>
+                <m:t>cos</m:t>
+              </m:r>
+              <m:sSub>
+                <m:e>
+                  <m:r>
+                    <m:t>α</m:t>
+                  </m:r>
+                </m:e>
+                <m:sub>
+                  <m:r>
+                    <m:t>i</m:t>
+                  </m:r>
+                </m:sub>
+              </m:sSub>
+            </m:e>
+            <m:e>
+              <m:sSub>
+                <m:e>
+                  <m:r>
+                    <m:t>d</m:t>
+                  </m:r>
+                </m:e>
+                <m:sub>
+                  <m:r>
+                    <m:t>i</m:t>
+                  </m:r>
+                </m:sub>
+              </m:sSub>
+            </m:e>
+          </m:mr>
+          <m:mr>
+            <m:e>
+              <m:r>
+                <m:t>0</m:t>
+              </m:r>
+            </m:e>
+            <m:e>
+              <m:r>
+                <m:t>0</m:t>
+              </m:r>
+            </m:e>
+            <m:e>
+              <m:r>
+                <m:t>0</m:t>
+              </m:r>
+            </m:e>
+            <m:e>
+              <m:r>
+                <m:t>1</m:t>
+              </m:r>
+            </m:e>
+          </m:mr>
+        </m:m>
+        <m:r>
+          <m:t>]</m:t>
+        </m:r>
+      </m:oMath>
+      <w:r>
+        <w:rPr>
+          <w:rFonts w:ascii="Times New Roman" w:hAnsi="Times New Roman" w:eastAsia="Times New Roman" w:cs="Times New Roman"/>
           <w:sz w:val="24"/>
         </w:rPr>
-        <w:t>MACHINE LEARNING APPLICATIONS</w:t>
-      </w:r>
-    </w:p>
-    <w:p>
-      <w:pPr>
-        <w:pStyle w:val="BodyText"/>
-        <w:jc w:val="both"/>
-      </w:pPr>
-      <w:r>
-        <w:rPr>
-          <w:rFonts w:ascii="Times New Roman" w:hAnsi="Times New Roman" w:eastAsia="Times New Roman" w:cs="Times New Roman"/>
-          <w:sz w:val="22"/>
-        </w:rPr>
-        <w:t>This section reviews major application areas of machine learning in healthcare, organized by clinical domain and task type.</w:t>
-      </w:r>
-    </w:p>
-    <w:p>
-      <w:pPr>
-        <w:pStyle w:val="Heading2"/>
-        <w:jc w:val="left"/>
-      </w:pPr>
-      <w:r>
-        <w:rPr>
-          <w:rFonts w:ascii="Times New Roman" w:hAnsi="Times New Roman" w:eastAsia="Times New Roman" w:cs="Times New Roman"/>
-          <w:b/>
-          <w:sz w:val="22"/>
-        </w:rPr>
-        <w:t>Medical Imaging</w:t>
+        <w:t xml:space="preserve">             (2)</w:t>
+      </w:r>
+    </w:p>
+    <w:p>
+      <w:pPr>
+        <w:pStyle w:val="BodyText"/>
+        <w:jc w:val="both"/>
+      </w:pPr>
+      <w:r>
+        <w:rPr>
+          <w:rFonts w:ascii="Times New Roman" w:hAnsi="Times New Roman" w:eastAsia="Times New Roman" w:cs="Times New Roman"/>
+          <w:sz w:val="22"/>
+        </w:rPr>
+        <w:t>Persamaan (2) di atas digunakan untuk menghitung posisi ujung lengan dalam kerangka koordinat basis. Untuk lintasan pengelasan, diperlukan perencanaan jalur dalam ruang kerja yang menghasilkan trayektori posisi dan orientasi yang halus.</w:t>
+      </w:r>
+    </w:p>
+    <w:p>
+      <w:pPr>
+        <w:pStyle w:val="BodyText"/>
+        <w:jc w:val="both"/>
+      </w:pPr>
+      <w:r>
+        <w:rPr>
+          <w:rFonts w:ascii="Times New Roman" w:hAnsi="Times New Roman" w:eastAsia="Times New Roman" w:cs="Times New Roman"/>
+          <w:sz w:val="22"/>
+        </w:rPr>
+        <w:t>Metode penalaan Ziegler-Nichols kedua (closed-loop) dilakukan dengan mengatur Ki=0. Kd=0 lalu meningkatkan Kp hingga sistem berosilasi pada batas kestabilan, menghasilkan gain ultimat Ku dan periode ultimat Tu. Parameter PID kemudian ditentukan berdasarkan tabel Ziegler-Nichols klasik. Meskipun sederhana, metode ini memberikan parameter awal yang cukup baik untuk kebanyakan proses industri [12].</w:t>
       </w:r>
     </w:p>
     <w:p>
@@ -416,7 +956,7 @@
           <w:color w:val="FF0000"/>
           <w:sz w:val="18"/>
         </w:rPr>
-        <w:t>[PROMPT UNTUK AI GAMBAR: Sample Figure -- A diagram showing the system architecture]</w:t>
+        <w:t>[PROMPT UNTUK AI GAMBAR: Diagram blok sistem kendali posisi lengan robot dengan kendali PID -- (create an image A block diagram of a closed-loop position control system for a robotic arm welding application. The diagram shows a reference position input (r) entering a summing junction with a minus sign for feedback. The error signal e flows into a PID controller block containing three parallel paths: proportional gain Kp, integral gain Ki with 1/s. derivative gain Kd with s. The output of the PID controller goes into a saturation limiter then into the plant model block representing the industrial robot arm dynamics (transfer function with inertia and friction). The plant output (actual position) is measured by an encoder sensor with a gain block and fed back to the summing junction. The welding torch end-effector is shown as a block after the plant. The diagram includes labeled signals: e(t) error, u(t) control signal, and y(t) output position. Use clean academic style with blue lines, black text, white background. Add small arrowheads on signal lines, and and Use rectangular blocks with rounded corners. Title the diagram 'Sistem Kendali Posisi Loop Tertutup dengan PID'. White background, and and Clean academic paper figure style.)]</w:t>
       </w:r>
     </w:p>
     <w:p>
@@ -438,20 +978,74 @@
           <w:b/>
           <w:sz w:val="18"/>
         </w:rPr>
-        <w:t>Sample Figure</w:t>
-      </w:r>
-    </w:p>
-    <w:p>
-      <w:pPr>
-        <w:pStyle w:val="BodyText"/>
-        <w:jc w:val="both"/>
-      </w:pPr>
-      <w:r>
-        <w:rPr>
-          <w:rFonts w:ascii="Times New Roman" w:hAnsi="Times New Roman" w:eastAsia="Times New Roman" w:cs="Times New Roman"/>
-          <w:sz w:val="22"/>
-        </w:rPr>
-        <w:t>Deep learning has achieved remarkable success in medical image analysis. Convolutional neural networks (CNNs) excel at detecting abnormalities in radiological images, identifying tumors, and segmenting anatomical structures. Studies show that deep learning models can match or exceed radiologist performance in specific tasks such as diabetic retinopathy detection and lung nodule classification.</w:t>
+        <w:t>Diagram blok sistem kendali posisi lengan robot dengan kendali PID</w:t>
+      </w:r>
+    </w:p>
+    <w:p>
+      <w:pPr>
+        <w:pStyle w:val="BodyText"/>
+        <w:jc w:val="both"/>
+      </w:pPr>
+      <w:r>
+        <w:rPr>
+          <w:rFonts w:ascii="Times New Roman" w:hAnsi="Times New Roman" w:eastAsia="Times New Roman" w:cs="Times New Roman"/>
+          <w:sz w:val="22"/>
+        </w:rPr>
+        <w:t>Gambar 1 memperlihatkan diagram blok sistem kendali posisi yang digunakan. Sinyal referensi r berupa posisi sudut sendi yang direncanakan dari lintasan pengelasan. Error e = r - y diumpankan ke pengontrol PID, yang menghasilkan sinyal kontrol u setelah melalui penjenuhan (saturation) untuk membatasi torsi motor. Blok plant terdiri dari dinamika lengan robot termasuk inersia, gesekan, dan kopling antar sendi. Sensor encoder memberikan umpan balik posisi aktual y.</w:t>
+      </w:r>
+    </w:p>
+    <w:p>
+      <w:pPr>
+        <w:pStyle w:val="BodyText"/>
+        <w:jc w:val="left"/>
+      </w:pPr>
+      <w:r>
+        <w:rPr>
+          <w:rFonts w:ascii="Times New Roman" w:hAnsi="Times New Roman" w:eastAsia="Times New Roman" w:cs="Times New Roman"/>
+          <w:b/>
+          <w:sz w:val="24"/>
+        </w:rPr>
+        <w:t>METODOLOGI</w:t>
+      </w:r>
+    </w:p>
+    <w:p>
+      <w:pPr>
+        <w:pStyle w:val="BodyText"/>
+        <w:jc w:val="both"/>
+      </w:pPr>
+      <w:r>
+        <w:rPr>
+          <w:rFonts w:ascii="Times New Roman" w:hAnsi="Times New Roman" w:eastAsia="Times New Roman" w:cs="Times New Roman"/>
+          <w:sz w:val="22"/>
+        </w:rPr>
+        <w:t>Bab ini menjelaskan langkah-langkah perancangan sistem kendali PID pada lengan robot industri untuk pengelasan. Metode mencakup pemodelan kinematik, penentuan parameter PID, serta prosedur simulasi.</w:t>
+      </w:r>
+    </w:p>
+    <w:p>
+      <w:pPr>
+        <w:pStyle w:val="Heading2"/>
+        <w:jc w:val="left"/>
+      </w:pPr>
+      <w:r>
+        <w:rPr>
+          <w:rFonts w:ascii="Times New Roman" w:hAnsi="Times New Roman" w:eastAsia="Times New Roman" w:cs="Times New Roman"/>
+          <w:b/>
+          <w:sz w:val="22"/>
+        </w:rPr>
+        <w:t>Desain dan Arsitektur Sistem</w:t>
+      </w:r>
+    </w:p>
+    <w:p>
+      <w:pPr>
+        <w:pStyle w:val="BodyText"/>
+        <w:jc w:val="both"/>
+      </w:pPr>
+      <w:r>
+        <w:rPr>
+          <w:rFonts w:ascii="Times New Roman" w:hAnsi="Times New Roman" w:eastAsia="Times New Roman" w:cs="Times New Roman"/>
+          <w:sz w:val="22"/>
+        </w:rPr>
+        <w:t>Sistem yang dirancang terdiri dari lengan robot 6-DOF dengan konfigurasi sendi rotasi. Parameter Denavit-Hartenberg untuk lengan robot ditetapkan berdasarkan spesifikasi robot industri umum (misal model Fanuc M-710iC). Tabel I menyajikan parameter DH yang digunakan.</w:t>
       </w:r>
     </w:p>
     <w:p>
@@ -465,7 +1059,7 @@
           <w:b/>
           <w:sz w:val="18"/>
         </w:rPr>
-        <w:t xml:space="preserve">Table 1: </w:t>
+        <w:t xml:space="preserve">Table I: </w:t>
       </w:r>
       <w:r>
         <w:rPr>
@@ -473,7 +1067,906 @@
           <w:b/>
           <w:sz w:val="18"/>
         </w:rPr>
-        <w:t>Performance of ML Models in Medical Imaging</w:t>
+        <w:t>Parameter Denavit-Hartenberg Lengan Robot 6-DOF</w:t>
+      </w:r>
+    </w:p>
+    <w:tbl>
+      <w:tblPr>
+        <w:tblW w:type="auto" w:w="0"/>
+        <w:tblLook w:firstColumn="1" w:firstRow="1" w:lastColumn="0" w:lastRow="0" w:noHBand="0" w:noVBand="1" w:val="04A0"/>
+        <w:tblBorders>
+          <w:top w:val="single" w:sz="4" w:space="0" w:color="000000"/>
+          <w:left w:val="single" w:sz="4" w:space="0" w:color="000000"/>
+          <w:bottom w:val="single" w:sz="4" w:space="0" w:color="000000"/>
+          <w:right w:val="single" w:sz="4" w:space="0" w:color="000000"/>
+          <w:insideH w:val="single" w:sz="4" w:space="0" w:color="000000"/>
+          <w:insideV w:val="single" w:sz="4" w:space="0" w:color="000000"/>
+        </w:tblBorders>
+      </w:tblPr>
+      <w:tblGrid>
+        <w:gridCol w:w="1488"/>
+        <w:gridCol w:w="1488"/>
+        <w:gridCol w:w="1488"/>
+        <w:gridCol w:w="1488"/>
+        <w:gridCol w:w="1488"/>
+      </w:tblGrid>
+      <w:tr>
+        <w:tc>
+          <w:tcPr>
+            <w:tcW w:type="dxa" w:w="1488"/>
+          </w:tcPr>
+          <w:p>
+            <w:pPr>
+              <w:pStyle w:val="BodyText"/>
+              <w:jc w:val="center"/>
+            </w:pPr>
+            <w:r/>
+            <w:r>
+              <w:rPr>
+                <w:rFonts w:ascii="Arial" w:hAnsi="Arial" w:eastAsia="Arial" w:cs="Arial"/>
+                <w:b/>
+                <w:sz w:val="20"/>
+              </w:rPr>
+              <w:t>Sendi</w:t>
+            </w:r>
+          </w:p>
+        </w:tc>
+        <w:tc>
+          <w:tcPr>
+            <w:tcW w:type="dxa" w:w="1488"/>
+          </w:tcPr>
+          <w:p>
+            <w:pPr>
+              <w:pStyle w:val="BodyText"/>
+              <w:jc w:val="center"/>
+            </w:pPr>
+            <w:r/>
+            <w:r>
+              <w:rPr>
+                <w:rFonts w:ascii="Arial" w:hAnsi="Arial" w:eastAsia="Arial" w:cs="Arial"/>
+                <w:b/>
+                <w:sz w:val="20"/>
+              </w:rPr>
+              <w:t>θi (rad)</w:t>
+            </w:r>
+          </w:p>
+        </w:tc>
+        <w:tc>
+          <w:tcPr>
+            <w:tcW w:type="dxa" w:w="1488"/>
+          </w:tcPr>
+          <w:p>
+            <w:pPr>
+              <w:pStyle w:val="BodyText"/>
+              <w:jc w:val="center"/>
+            </w:pPr>
+            <w:r/>
+            <w:r>
+              <w:rPr>
+                <w:rFonts w:ascii="Arial" w:hAnsi="Arial" w:eastAsia="Arial" w:cs="Arial"/>
+                <w:b/>
+                <w:sz w:val="20"/>
+              </w:rPr>
+              <w:t xml:space="preserve"> (mm)</w:t>
+            </w:r>
+          </w:p>
+        </w:tc>
+        <w:tc>
+          <w:tcPr>
+            <w:tcW w:type="dxa" w:w="1488"/>
+          </w:tcPr>
+          <w:p>
+            <w:pPr>
+              <w:pStyle w:val="BodyText"/>
+              <w:jc w:val="center"/>
+            </w:pPr>
+            <w:r/>
+            <w:r>
+              <w:rPr>
+                <w:rFonts w:ascii="Arial" w:hAnsi="Arial" w:eastAsia="Arial" w:cs="Arial"/>
+                <w:b/>
+                <w:sz w:val="20"/>
+              </w:rPr>
+              <w:t xml:space="preserve"> (mm)</w:t>
+            </w:r>
+          </w:p>
+        </w:tc>
+        <w:tc>
+          <w:tcPr>
+            <w:tcW w:type="dxa" w:w="1488"/>
+          </w:tcPr>
+          <w:p>
+            <w:pPr>
+              <w:pStyle w:val="BodyText"/>
+              <w:jc w:val="center"/>
+            </w:pPr>
+            <w:r/>
+            <w:r>
+              <w:rPr>
+                <w:rFonts w:ascii="Arial" w:hAnsi="Arial" w:eastAsia="Arial" w:cs="Arial"/>
+                <w:b/>
+                <w:sz w:val="20"/>
+              </w:rPr>
+              <w:t>αi (rad)</w:t>
+            </w:r>
+          </w:p>
+        </w:tc>
+      </w:tr>
+      <w:tr>
+        <w:tc>
+          <w:tcPr>
+            <w:tcW w:type="dxa" w:w="1488"/>
+          </w:tcPr>
+          <w:p>
+            <w:pPr>
+              <w:pStyle w:val="BodyText"/>
+              <w:jc w:val="center"/>
+            </w:pPr>
+            <w:r/>
+            <w:r>
+              <w:rPr>
+                <w:rFonts w:ascii="Times New Roman" w:hAnsi="Times New Roman" w:eastAsia="Times New Roman" w:cs="Times New Roman"/>
+                <w:sz w:val="20"/>
+              </w:rPr>
+              <w:t>1</w:t>
+            </w:r>
+          </w:p>
+        </w:tc>
+        <w:tc>
+          <w:tcPr>
+            <w:tcW w:type="dxa" w:w="1488"/>
+          </w:tcPr>
+          <w:p>
+            <w:pPr>
+              <w:pStyle w:val="BodyText"/>
+              <w:jc w:val="center"/>
+            </w:pPr>
+            <w:r/>
+            <w:r>
+              <w:rPr>
+                <w:rFonts w:ascii="Times New Roman" w:hAnsi="Times New Roman" w:eastAsia="Times New Roman" w:cs="Times New Roman"/>
+                <w:sz w:val="20"/>
+              </w:rPr>
+              <w:t>q1</w:t>
+            </w:r>
+          </w:p>
+        </w:tc>
+        <w:tc>
+          <w:tcPr>
+            <w:tcW w:type="dxa" w:w="1488"/>
+          </w:tcPr>
+          <w:p>
+            <w:pPr>
+              <w:pStyle w:val="BodyText"/>
+              <w:jc w:val="center"/>
+            </w:pPr>
+            <w:r/>
+            <w:r>
+              <w:rPr>
+                <w:rFonts w:ascii="Times New Roman" w:hAnsi="Times New Roman" w:eastAsia="Times New Roman" w:cs="Times New Roman"/>
+                <w:sz w:val="20"/>
+              </w:rPr>
+              <w:t>a1</w:t>
+            </w:r>
+          </w:p>
+        </w:tc>
+        <w:tc>
+          <w:tcPr>
+            <w:tcW w:type="dxa" w:w="1488"/>
+          </w:tcPr>
+          <w:p>
+            <w:pPr>
+              <w:pStyle w:val="BodyText"/>
+              <w:jc w:val="center"/>
+            </w:pPr>
+            <w:r/>
+            <w:r>
+              <w:rPr>
+                <w:rFonts w:ascii="Times New Roman" w:hAnsi="Times New Roman" w:eastAsia="Times New Roman" w:cs="Times New Roman"/>
+                <w:sz w:val="20"/>
+              </w:rPr>
+              <w:t>a2</w:t>
+            </w:r>
+          </w:p>
+        </w:tc>
+        <w:tc>
+          <w:tcPr>
+            <w:tcW w:type="dxa" w:w="1488"/>
+          </w:tcPr>
+          <w:p>
+            <w:pPr>
+              <w:pStyle w:val="BodyText"/>
+              <w:jc w:val="center"/>
+            </w:pPr>
+            <w:r/>
+            <w:r>
+              <w:rPr>
+                <w:rFonts w:ascii="Times New Roman" w:hAnsi="Times New Roman" w:eastAsia="Times New Roman" w:cs="Times New Roman"/>
+                <w:sz w:val="20"/>
+              </w:rPr>
+              <w:t>π/2</w:t>
+            </w:r>
+          </w:p>
+        </w:tc>
+      </w:tr>
+      <w:tr>
+        <w:tc>
+          <w:tcPr>
+            <w:tcW w:type="dxa" w:w="1488"/>
+          </w:tcPr>
+          <w:p>
+            <w:pPr>
+              <w:pStyle w:val="BodyText"/>
+              <w:jc w:val="center"/>
+            </w:pPr>
+            <w:r/>
+            <w:r>
+              <w:rPr>
+                <w:rFonts w:ascii="Times New Roman" w:hAnsi="Times New Roman" w:eastAsia="Times New Roman" w:cs="Times New Roman"/>
+                <w:sz w:val="20"/>
+              </w:rPr>
+              <w:t>2</w:t>
+            </w:r>
+          </w:p>
+        </w:tc>
+        <w:tc>
+          <w:tcPr>
+            <w:tcW w:type="dxa" w:w="1488"/>
+          </w:tcPr>
+          <w:p>
+            <w:pPr>
+              <w:pStyle w:val="BodyText"/>
+              <w:jc w:val="center"/>
+            </w:pPr>
+            <w:r/>
+            <w:r>
+              <w:rPr>
+                <w:rFonts w:ascii="Times New Roman" w:hAnsi="Times New Roman" w:eastAsia="Times New Roman" w:cs="Times New Roman"/>
+                <w:sz w:val="20"/>
+              </w:rPr>
+              <w:t>q2</w:t>
+            </w:r>
+          </w:p>
+        </w:tc>
+        <w:tc>
+          <w:tcPr>
+            <w:tcW w:type="dxa" w:w="1488"/>
+          </w:tcPr>
+          <w:p>
+            <w:pPr>
+              <w:pStyle w:val="BodyText"/>
+              <w:jc w:val="center"/>
+            </w:pPr>
+            <w:r/>
+            <w:r>
+              <w:rPr>
+                <w:rFonts w:ascii="Times New Roman" w:hAnsi="Times New Roman" w:eastAsia="Times New Roman" w:cs="Times New Roman"/>
+                <w:sz w:val="20"/>
+              </w:rPr>
+              <w:t>0</w:t>
+            </w:r>
+          </w:p>
+        </w:tc>
+        <w:tc>
+          <w:tcPr>
+            <w:tcW w:type="dxa" w:w="1488"/>
+          </w:tcPr>
+          <w:p>
+            <w:pPr>
+              <w:pStyle w:val="BodyText"/>
+              <w:jc w:val="center"/>
+            </w:pPr>
+            <w:r/>
+            <w:r>
+              <w:rPr>
+                <w:rFonts w:ascii="Times New Roman" w:hAnsi="Times New Roman" w:eastAsia="Times New Roman" w:cs="Times New Roman"/>
+                <w:sz w:val="20"/>
+              </w:rPr>
+              <w:t>a3</w:t>
+            </w:r>
+          </w:p>
+        </w:tc>
+        <w:tc>
+          <w:tcPr>
+            <w:tcW w:type="dxa" w:w="1488"/>
+          </w:tcPr>
+          <w:p>
+            <w:pPr>
+              <w:pStyle w:val="BodyText"/>
+              <w:jc w:val="center"/>
+            </w:pPr>
+            <w:r/>
+            <w:r>
+              <w:rPr>
+                <w:rFonts w:ascii="Times New Roman" w:hAnsi="Times New Roman" w:eastAsia="Times New Roman" w:cs="Times New Roman"/>
+                <w:sz w:val="20"/>
+              </w:rPr>
+              <w:t>0</w:t>
+            </w:r>
+          </w:p>
+        </w:tc>
+      </w:tr>
+      <w:tr>
+        <w:tc>
+          <w:tcPr>
+            <w:tcW w:type="dxa" w:w="1488"/>
+          </w:tcPr>
+          <w:p>
+            <w:pPr>
+              <w:pStyle w:val="BodyText"/>
+              <w:jc w:val="center"/>
+            </w:pPr>
+            <w:r/>
+            <w:r>
+              <w:rPr>
+                <w:rFonts w:ascii="Times New Roman" w:hAnsi="Times New Roman" w:eastAsia="Times New Roman" w:cs="Times New Roman"/>
+                <w:sz w:val="20"/>
+              </w:rPr>
+              <w:t>3</w:t>
+            </w:r>
+          </w:p>
+        </w:tc>
+        <w:tc>
+          <w:tcPr>
+            <w:tcW w:type="dxa" w:w="1488"/>
+          </w:tcPr>
+          <w:p>
+            <w:pPr>
+              <w:pStyle w:val="BodyText"/>
+              <w:jc w:val="center"/>
+            </w:pPr>
+            <w:r/>
+            <w:r>
+              <w:rPr>
+                <w:rFonts w:ascii="Times New Roman" w:hAnsi="Times New Roman" w:eastAsia="Times New Roman" w:cs="Times New Roman"/>
+                <w:sz w:val="20"/>
+              </w:rPr>
+              <w:t>q3</w:t>
+            </w:r>
+          </w:p>
+        </w:tc>
+        <w:tc>
+          <w:tcPr>
+            <w:tcW w:type="dxa" w:w="1488"/>
+          </w:tcPr>
+          <w:p>
+            <w:pPr>
+              <w:pStyle w:val="BodyText"/>
+              <w:jc w:val="center"/>
+            </w:pPr>
+            <w:r/>
+            <w:r>
+              <w:rPr>
+                <w:rFonts w:ascii="Times New Roman" w:hAnsi="Times New Roman" w:eastAsia="Times New Roman" w:cs="Times New Roman"/>
+                <w:sz w:val="20"/>
+              </w:rPr>
+              <w:t>0</w:t>
+            </w:r>
+          </w:p>
+        </w:tc>
+        <w:tc>
+          <w:tcPr>
+            <w:tcW w:type="dxa" w:w="1488"/>
+          </w:tcPr>
+          <w:p>
+            <w:pPr>
+              <w:pStyle w:val="BodyText"/>
+              <w:jc w:val="center"/>
+            </w:pPr>
+            <w:r/>
+            <w:r>
+              <w:rPr>
+                <w:rFonts w:ascii="Times New Roman" w:hAnsi="Times New Roman" w:eastAsia="Times New Roman" w:cs="Times New Roman"/>
+                <w:sz w:val="20"/>
+              </w:rPr>
+              <w:t>a4</w:t>
+            </w:r>
+          </w:p>
+        </w:tc>
+        <w:tc>
+          <w:tcPr>
+            <w:tcW w:type="dxa" w:w="1488"/>
+          </w:tcPr>
+          <w:p>
+            <w:pPr>
+              <w:pStyle w:val="BodyText"/>
+              <w:jc w:val="center"/>
+            </w:pPr>
+            <w:r/>
+            <w:r>
+              <w:rPr>
+                <w:rFonts w:ascii="Times New Roman" w:hAnsi="Times New Roman" w:eastAsia="Times New Roman" w:cs="Times New Roman"/>
+                <w:sz w:val="20"/>
+              </w:rPr>
+              <w:t>0</w:t>
+            </w:r>
+          </w:p>
+        </w:tc>
+      </w:tr>
+      <w:tr>
+        <w:tc>
+          <w:tcPr>
+            <w:tcW w:type="dxa" w:w="1488"/>
+          </w:tcPr>
+          <w:p>
+            <w:pPr>
+              <w:pStyle w:val="BodyText"/>
+              <w:jc w:val="center"/>
+            </w:pPr>
+            <w:r/>
+            <w:r>
+              <w:rPr>
+                <w:rFonts w:ascii="Times New Roman" w:hAnsi="Times New Roman" w:eastAsia="Times New Roman" w:cs="Times New Roman"/>
+                <w:sz w:val="20"/>
+              </w:rPr>
+              <w:t>4</w:t>
+            </w:r>
+          </w:p>
+        </w:tc>
+        <w:tc>
+          <w:tcPr>
+            <w:tcW w:type="dxa" w:w="1488"/>
+          </w:tcPr>
+          <w:p>
+            <w:pPr>
+              <w:pStyle w:val="BodyText"/>
+              <w:jc w:val="center"/>
+            </w:pPr>
+            <w:r/>
+            <w:r>
+              <w:rPr>
+                <w:rFonts w:ascii="Times New Roman" w:hAnsi="Times New Roman" w:eastAsia="Times New Roman" w:cs="Times New Roman"/>
+                <w:sz w:val="20"/>
+              </w:rPr>
+              <w:t>q4</w:t>
+            </w:r>
+          </w:p>
+        </w:tc>
+        <w:tc>
+          <w:tcPr>
+            <w:tcW w:type="dxa" w:w="1488"/>
+          </w:tcPr>
+          <w:p>
+            <w:pPr>
+              <w:pStyle w:val="BodyText"/>
+              <w:jc w:val="center"/>
+            </w:pPr>
+            <w:r/>
+            <w:r>
+              <w:rPr>
+                <w:rFonts w:ascii="Times New Roman" w:hAnsi="Times New Roman" w:eastAsia="Times New Roman" w:cs="Times New Roman"/>
+                <w:sz w:val="20"/>
+              </w:rPr>
+              <w:t>a5</w:t>
+            </w:r>
+          </w:p>
+        </w:tc>
+        <w:tc>
+          <w:tcPr>
+            <w:tcW w:type="dxa" w:w="1488"/>
+          </w:tcPr>
+          <w:p>
+            <w:pPr>
+              <w:pStyle w:val="BodyText"/>
+              <w:jc w:val="center"/>
+            </w:pPr>
+            <w:r/>
+            <w:r>
+              <w:rPr>
+                <w:rFonts w:ascii="Times New Roman" w:hAnsi="Times New Roman" w:eastAsia="Times New Roman" w:cs="Times New Roman"/>
+                <w:sz w:val="20"/>
+              </w:rPr>
+              <w:t>0</w:t>
+            </w:r>
+          </w:p>
+        </w:tc>
+        <w:tc>
+          <w:tcPr>
+            <w:tcW w:type="dxa" w:w="1488"/>
+          </w:tcPr>
+          <w:p>
+            <w:pPr>
+              <w:pStyle w:val="BodyText"/>
+              <w:jc w:val="center"/>
+            </w:pPr>
+            <w:r/>
+            <w:r>
+              <w:rPr>
+                <w:rFonts w:ascii="Times New Roman" w:hAnsi="Times New Roman" w:eastAsia="Times New Roman" w:cs="Times New Roman"/>
+                <w:sz w:val="20"/>
+              </w:rPr>
+              <w:t>-π/2</w:t>
+            </w:r>
+          </w:p>
+        </w:tc>
+      </w:tr>
+      <w:tr>
+        <w:tc>
+          <w:tcPr>
+            <w:tcW w:type="dxa" w:w="1488"/>
+          </w:tcPr>
+          <w:p>
+            <w:pPr>
+              <w:pStyle w:val="BodyText"/>
+              <w:jc w:val="center"/>
+            </w:pPr>
+            <w:r/>
+            <w:r>
+              <w:rPr>
+                <w:rFonts w:ascii="Times New Roman" w:hAnsi="Times New Roman" w:eastAsia="Times New Roman" w:cs="Times New Roman"/>
+                <w:sz w:val="20"/>
+              </w:rPr>
+              <w:t>5</w:t>
+            </w:r>
+          </w:p>
+        </w:tc>
+        <w:tc>
+          <w:tcPr>
+            <w:tcW w:type="dxa" w:w="1488"/>
+          </w:tcPr>
+          <w:p>
+            <w:pPr>
+              <w:pStyle w:val="BodyText"/>
+              <w:jc w:val="center"/>
+            </w:pPr>
+            <w:r/>
+            <w:r>
+              <w:rPr>
+                <w:rFonts w:ascii="Times New Roman" w:hAnsi="Times New Roman" w:eastAsia="Times New Roman" w:cs="Times New Roman"/>
+                <w:sz w:val="20"/>
+              </w:rPr>
+              <w:t>q5</w:t>
+            </w:r>
+          </w:p>
+        </w:tc>
+        <w:tc>
+          <w:tcPr>
+            <w:tcW w:type="dxa" w:w="1488"/>
+          </w:tcPr>
+          <w:p>
+            <w:pPr>
+              <w:pStyle w:val="BodyText"/>
+              <w:jc w:val="center"/>
+            </w:pPr>
+            <w:r/>
+            <w:r>
+              <w:rPr>
+                <w:rFonts w:ascii="Times New Roman" w:hAnsi="Times New Roman" w:eastAsia="Times New Roman" w:cs="Times New Roman"/>
+                <w:sz w:val="20"/>
+              </w:rPr>
+              <w:t>0</w:t>
+            </w:r>
+          </w:p>
+        </w:tc>
+        <w:tc>
+          <w:tcPr>
+            <w:tcW w:type="dxa" w:w="1488"/>
+          </w:tcPr>
+          <w:p>
+            <w:pPr>
+              <w:pStyle w:val="BodyText"/>
+              <w:jc w:val="center"/>
+            </w:pPr>
+            <w:r/>
+            <w:r>
+              <w:rPr>
+                <w:rFonts w:ascii="Times New Roman" w:hAnsi="Times New Roman" w:eastAsia="Times New Roman" w:cs="Times New Roman"/>
+                <w:sz w:val="20"/>
+              </w:rPr>
+              <w:t>0</w:t>
+            </w:r>
+          </w:p>
+        </w:tc>
+        <w:tc>
+          <w:tcPr>
+            <w:tcW w:type="dxa" w:w="1488"/>
+          </w:tcPr>
+          <w:p>
+            <w:pPr>
+              <w:pStyle w:val="BodyText"/>
+              <w:jc w:val="center"/>
+            </w:pPr>
+            <w:r/>
+            <w:r>
+              <w:rPr>
+                <w:rFonts w:ascii="Times New Roman" w:hAnsi="Times New Roman" w:eastAsia="Times New Roman" w:cs="Times New Roman"/>
+                <w:sz w:val="20"/>
+              </w:rPr>
+              <w:t>π/2</w:t>
+            </w:r>
+          </w:p>
+        </w:tc>
+      </w:tr>
+      <w:tr>
+        <w:tc>
+          <w:tcPr>
+            <w:tcW w:type="dxa" w:w="1488"/>
+          </w:tcPr>
+          <w:p>
+            <w:pPr>
+              <w:pStyle w:val="BodyText"/>
+              <w:jc w:val="center"/>
+            </w:pPr>
+            <w:r/>
+            <w:r>
+              <w:rPr>
+                <w:rFonts w:ascii="Times New Roman" w:hAnsi="Times New Roman" w:eastAsia="Times New Roman" w:cs="Times New Roman"/>
+                <w:sz w:val="20"/>
+              </w:rPr>
+              <w:t>6</w:t>
+            </w:r>
+          </w:p>
+        </w:tc>
+        <w:tc>
+          <w:tcPr>
+            <w:tcW w:type="dxa" w:w="1488"/>
+          </w:tcPr>
+          <w:p>
+            <w:pPr>
+              <w:pStyle w:val="BodyText"/>
+              <w:jc w:val="center"/>
+            </w:pPr>
+            <w:r/>
+            <w:r>
+              <w:rPr>
+                <w:rFonts w:ascii="Times New Roman" w:hAnsi="Times New Roman" w:eastAsia="Times New Roman" w:cs="Times New Roman"/>
+                <w:sz w:val="20"/>
+              </w:rPr>
+              <w:t>q6</w:t>
+            </w:r>
+          </w:p>
+        </w:tc>
+        <w:tc>
+          <w:tcPr>
+            <w:tcW w:type="dxa" w:w="1488"/>
+          </w:tcPr>
+          <w:p>
+            <w:pPr>
+              <w:pStyle w:val="BodyText"/>
+              <w:jc w:val="center"/>
+            </w:pPr>
+            <w:r/>
+            <w:r>
+              <w:rPr>
+                <w:rFonts w:ascii="Times New Roman" w:hAnsi="Times New Roman" w:eastAsia="Times New Roman" w:cs="Times New Roman"/>
+                <w:sz w:val="20"/>
+              </w:rPr>
+              <w:t>a6</w:t>
+            </w:r>
+          </w:p>
+        </w:tc>
+        <w:tc>
+          <w:tcPr>
+            <w:tcW w:type="dxa" w:w="1488"/>
+          </w:tcPr>
+          <w:p>
+            <w:pPr>
+              <w:pStyle w:val="BodyText"/>
+              <w:jc w:val="center"/>
+            </w:pPr>
+            <w:r/>
+            <w:r>
+              <w:rPr>
+                <w:rFonts w:ascii="Times New Roman" w:hAnsi="Times New Roman" w:eastAsia="Times New Roman" w:cs="Times New Roman"/>
+                <w:sz w:val="20"/>
+              </w:rPr>
+              <w:t>0</w:t>
+            </w:r>
+          </w:p>
+        </w:tc>
+        <w:tc>
+          <w:tcPr>
+            <w:tcW w:type="dxa" w:w="1488"/>
+          </w:tcPr>
+          <w:p>
+            <w:pPr>
+              <w:pStyle w:val="BodyText"/>
+              <w:jc w:val="center"/>
+            </w:pPr>
+            <w:r/>
+            <w:r>
+              <w:rPr>
+                <w:rFonts w:ascii="Times New Roman" w:hAnsi="Times New Roman" w:eastAsia="Times New Roman" w:cs="Times New Roman"/>
+                <w:sz w:val="20"/>
+              </w:rPr>
+              <w:t>0</w:t>
+            </w:r>
+          </w:p>
+        </w:tc>
+      </w:tr>
+    </w:tbl>
+    <w:p>
+      <w:pPr>
+        <w:pStyle w:val="BodyText"/>
+        <w:jc w:val="both"/>
+      </w:pPr>
+      <w:r>
+        <w:rPr>
+          <w:rFonts w:ascii="Times New Roman" w:hAnsi="Times New Roman" w:eastAsia="Times New Roman" w:cs="Times New Roman"/>
+          <w:sz w:val="22"/>
+        </w:rPr>
+        <w:t>Parameter a1 sampai a6 merupakan panjang lengan dan offset yang diperoleh dari lembar data robot industri. Sudut sendi q1 hingga q6 adalah variabel yang dikendalikan. Matriks transformasi total T6⁰ dihitung menggunakan perkalian matriks dari Persamaan (2), kemudian digunakan untuk memperoleh posisi ujung lengan dalam kerangka basis.</w:t>
+      </w:r>
+    </w:p>
+    <w:p>
+      <w:pPr>
+        <w:pStyle w:val="BodyText"/>
+        <w:jc w:val="center"/>
+      </w:pPr>
+      <w:r>
+        <w:rPr>
+          <w:rFonts w:ascii="Arial" w:hAnsi="Arial" w:eastAsia="Arial" w:cs="Arial"/>
+          <w:i/>
+          <w:color w:val="FF0000"/>
+          <w:sz w:val="18"/>
+        </w:rPr>
+        <w:t>[PROMPT UNTUK AI GAMBAR: Arsitektur sistem kendali PID pada lengan robot untuk pengelasan komponen otomotif -- (create an image A system architecture diagram for a robotic welding cell using PID-controlled manipulator. The diagram has three main sections: (1) Robot Controller - a computer block labeled 'PID Controller' with inputs from a trajectory planner, outputs to servo drives. (2) Welding Equipment - a welding power source connected to a welding torch end-effector mounted on robot flange, with gas supply line and wire feeder; (3) Workpiece - an automotive body panel (door or fender) on a fixture with clamping devices. Signal flow arrows: trajectory reference (position points) from offline programming software to PID controller, feedback from encoder sensors on each robot joint (6 joints indicated with small circles), control signal to motor amplifiers. monitoring signals to PC. Include labels: 'Trajectory Generator', 'PID Control Law', 'Servo Drive', 'Encoder Feedback', 'Welding Torch', 'Workpiece', 'Fixture'. Use clean block diagram style, black and white with blue accents. Add a dashed box around the robot arm showing its 6 joints. White background, and Clean academic paper figure style.)]</w:t>
+      </w:r>
+    </w:p>
+    <w:p>
+      <w:pPr>
+        <w:pStyle w:val="BodyText"/>
+        <w:jc w:val="center"/>
+      </w:pPr>
+      <w:r>
+        <w:rPr>
+          <w:rFonts w:ascii="Arial" w:hAnsi="Arial" w:eastAsia="Arial" w:cs="Arial"/>
+          <w:b/>
+          <w:sz w:val="18"/>
+        </w:rPr>
+        <w:t xml:space="preserve">Figure 2: </w:t>
+      </w:r>
+      <w:r>
+        <w:rPr>
+          <w:rFonts w:ascii="Arial" w:hAnsi="Arial" w:eastAsia="Arial" w:cs="Arial"/>
+          <w:b/>
+          <w:sz w:val="18"/>
+        </w:rPr>
+        <w:t>Arsitektur sistem kendali PID pada lengan robot untuk pengelasan komponen otomotif</w:t>
+      </w:r>
+    </w:p>
+    <w:p>
+      <w:pPr>
+        <w:pStyle w:val="BodyText"/>
+        <w:jc w:val="both"/>
+      </w:pPr>
+      <w:r>
+        <w:rPr>
+          <w:rFonts w:ascii="Times New Roman" w:hAnsi="Times New Roman" w:eastAsia="Times New Roman" w:cs="Times New Roman"/>
+          <w:sz w:val="22"/>
+        </w:rPr>
+        <w:t>Gambar 2 menunjukkan arsitektur keseluruhan sistem. Trajektori pengelasan dihasilkan oleh perangkat lunak CAM offline, menghasilkan posisi referensi setiap sendi per interval waktu. Pengontrol PID pada masing-masing sendi menghitung sinyal torsi yang diperlukan untuk mencapai posisi tersebut. Umpan balik dari encoder resolusi tinggi memberikan informasi posisi aktual setiap sendi dengan presisi mikrometer.</w:t>
+      </w:r>
+    </w:p>
+    <w:p>
+      <w:pPr>
+        <w:pStyle w:val="BodyText"/>
+        <w:jc w:val="left"/>
+      </w:pPr>
+      <w:r>
+        <w:rPr>
+          <w:rFonts w:ascii="Times New Roman" w:hAnsi="Times New Roman" w:eastAsia="Times New Roman" w:cs="Times New Roman"/>
+          <w:i/>
+          <w:sz w:val="24"/>
+        </w:rPr>
+      </w:r>
+      <w:r>
+        <w:rPr>
+          <w:rFonts w:ascii="Times New Roman" w:hAnsi="Times New Roman" w:eastAsia="Times New Roman" w:cs="Times New Roman"/>
+          <w:sz w:val="24"/>
+        </w:rPr>
+        <w:t xml:space="preserve">             (3)</w:t>
+      </w:r>
+    </w:p>
+    <w:p>
+      <w:pPr>
+        <w:pStyle w:val="Heading2"/>
+        <w:jc w:val="left"/>
+      </w:pPr>
+      <w:r>
+        <w:rPr>
+          <w:rFonts w:ascii="Times New Roman" w:hAnsi="Times New Roman" w:eastAsia="Times New Roman" w:cs="Times New Roman"/>
+          <w:b/>
+          <w:sz w:val="22"/>
+        </w:rPr>
+        <w:t>Implementasi dan Prosedur Eksperimen</w:t>
+      </w:r>
+    </w:p>
+    <w:p>
+      <w:pPr>
+        <w:pStyle w:val="BodyText"/>
+        <w:jc w:val="both"/>
+      </w:pPr>
+      <w:r>
+        <w:rPr>
+          <w:rFonts w:ascii="Times New Roman" w:hAnsi="Times New Roman" w:eastAsia="Times New Roman" w:cs="Times New Roman"/>
+          <w:sz w:val="22"/>
+        </w:rPr>
+        <w:t>Simulasi dilakukan menggunakan MATLAB/Simulink R2023a. Pemodelan plant menggunakan fungsi alih orde dua plus waktu tunda untuk merepresentasikan dinamika satu sendi dengan beban elektroda las. Fungsi alih yang digunakan adalah</w:t>
+      </w:r>
+    </w:p>
+    <w:p>
+      <w:pPr>
+        <w:pStyle w:val="BodyText"/>
+        <w:jc w:val="left"/>
+      </w:pPr>
+      <m:oMath xmlns:mml="http://www.w3.org/1998/Math/MathML">
+        <m:r>
+          <m:t>G(s)=</m:t>
+        </m:r>
+        <m:f>
+          <m:fPr>
+            <m:type m:val="bar"/>
+          </m:fPr>
+          <m:num>
+            <m:r>
+              <m:t>K</m:t>
+            </m:r>
+          </m:num>
+          <m:den>
+            <m:r>
+              <m:t>τs+1</m:t>
+            </m:r>
+          </m:den>
+        </m:f>
+        <m:r>
+          <m:t>e−Ls</m:t>
+        </m:r>
+      </m:oMath>
+      <w:r>
+        <w:rPr>
+          <w:rFonts w:ascii="Times New Roman" w:hAnsi="Times New Roman" w:eastAsia="Times New Roman" w:cs="Times New Roman"/>
+          <w:sz w:val="24"/>
+        </w:rPr>
+        <w:t xml:space="preserve">             (4)</w:t>
+      </w:r>
+    </w:p>
+    <w:p>
+      <w:pPr>
+        <w:pStyle w:val="BodyText"/>
+        <w:jc w:val="both"/>
+      </w:pPr>
+      <w:r>
+        <w:rPr>
+          <w:rFonts w:ascii="Times New Roman" w:hAnsi="Times New Roman" w:eastAsia="Times New Roman" w:cs="Times New Roman"/>
+          <w:sz w:val="22"/>
+        </w:rPr>
+        <w:t>dengan K adalah gain statis,  konstanta waktu, dan L waktu tunda. Parameter K, , dan L diperoleh dari identifikasi respons step hasil eksperimen pada lengan robot nyata (nilai placeholder: K = a1,  = a2, L = a3).</w:t>
+      </w:r>
+    </w:p>
+    <w:p>
+      <w:pPr>
+        <w:pStyle w:val="BodyText"/>
+        <w:jc w:val="both"/>
+      </w:pPr>
+      <w:r>
+        <w:rPr>
+          <w:rFonts w:ascii="Times New Roman" w:hAnsi="Times New Roman" w:eastAsia="Times New Roman" w:cs="Times New Roman"/>
+          <w:sz w:val="22"/>
+        </w:rPr>
+        <w:t>Penalaan PID dilakukan menggunakan metode Ziegler-Nichols closed-loop. Langkah-langkah: (1) set Ki=0, Kd=0, (2) tingkatkan Kp hingga sistem berosilasi pada frekuensi ultimat ωu, catat Ku dan periode ultimat Tu, (3) hitung parameter PID berdasarkan Tabel II.</w:t>
+      </w:r>
+    </w:p>
+    <w:p>
+      <w:pPr>
+        <w:pStyle w:val="BodyText"/>
+        <w:jc w:val="center"/>
+      </w:pPr>
+      <w:r>
+        <w:rPr>
+          <w:rFonts w:ascii="Arial" w:hAnsi="Arial" w:eastAsia="Arial" w:cs="Arial"/>
+          <w:b/>
+          <w:sz w:val="18"/>
+        </w:rPr>
+        <w:t xml:space="preserve">Table II: </w:t>
+      </w:r>
+      <w:r>
+        <w:rPr>
+          <w:rFonts w:ascii="Arial" w:hAnsi="Arial" w:eastAsia="Arial" w:cs="Arial"/>
+          <w:b/>
+          <w:sz w:val="18"/>
+        </w:rPr>
+        <w:t>Parameter PID dari Metode Ziegler-Nichols Closed-Loop</w:t>
       </w:r>
     </w:p>
     <w:tbl>
@@ -512,7 +2005,7 @@
                 <w:b/>
                 <w:sz w:val="20"/>
               </w:rPr>
-              <w:t>Task</w:t>
+              <w:t>Tipe Kontrol</w:t>
             </w:r>
           </w:p>
         </w:tc>
@@ -532,7 +2025,7 @@
                 <w:b/>
                 <w:sz w:val="20"/>
               </w:rPr>
-              <w:t>Model</w:t>
+              <w:t>Kp</w:t>
             </w:r>
           </w:p>
         </w:tc>
@@ -552,7 +2045,7 @@
                 <w:b/>
                 <w:sz w:val="20"/>
               </w:rPr>
-              <w:t>Accuracy</w:t>
+              <w:t>Ti</w:t>
             </w:r>
           </w:p>
         </w:tc>
@@ -572,7 +2065,7 @@
                 <w:b/>
                 <w:sz w:val="20"/>
               </w:rPr>
-              <w:t>Dataset Size</w:t>
+              <w:t>Td</w:t>
             </w:r>
           </w:p>
         </w:tc>
@@ -593,7 +2086,7 @@
                 <w:rFonts w:ascii="Times New Roman" w:hAnsi="Times New Roman" w:eastAsia="Times New Roman" w:cs="Times New Roman"/>
                 <w:sz w:val="20"/>
               </w:rPr>
-              <w:t>Diabetic Retinopathy</w:t>
+              <w:t>P</w:t>
             </w:r>
           </w:p>
         </w:tc>
@@ -612,7 +2105,7 @@
                 <w:rFonts w:ascii="Times New Roman" w:hAnsi="Times New Roman" w:eastAsia="Times New Roman" w:cs="Times New Roman"/>
                 <w:sz w:val="20"/>
               </w:rPr>
-              <w:t>ResNet-50</w:t>
+              <w:t>0.5 Ku</w:t>
             </w:r>
           </w:p>
         </w:tc>
@@ -631,7 +2124,7 @@
                 <w:rFonts w:ascii="Times New Roman" w:hAnsi="Times New Roman" w:eastAsia="Times New Roman" w:cs="Times New Roman"/>
                 <w:sz w:val="20"/>
               </w:rPr>
-              <w:t>95.2%</w:t>
+              <w:t>∞</w:t>
             </w:r>
           </w:p>
         </w:tc>
@@ -650,7 +2143,7 @@
                 <w:rFonts w:ascii="Times New Roman" w:hAnsi="Times New Roman" w:eastAsia="Times New Roman" w:cs="Times New Roman"/>
                 <w:sz w:val="20"/>
               </w:rPr>
-              <w:t>128,000</w:t>
+              <w:t>0</w:t>
             </w:r>
           </w:p>
         </w:tc>
@@ -671,7 +2164,7 @@
                 <w:rFonts w:ascii="Times New Roman" w:hAnsi="Times New Roman" w:eastAsia="Times New Roman" w:cs="Times New Roman"/>
                 <w:sz w:val="20"/>
               </w:rPr>
-              <w:t>Lung Nodule Detection</w:t>
+              <w:t>PI</w:t>
             </w:r>
           </w:p>
         </w:tc>
@@ -690,7 +2183,7 @@
                 <w:rFonts w:ascii="Times New Roman" w:hAnsi="Times New Roman" w:eastAsia="Times New Roman" w:cs="Times New Roman"/>
                 <w:sz w:val="20"/>
               </w:rPr>
-              <w:t>3D CNN</w:t>
+              <w:t>0.45 Ku</w:t>
             </w:r>
           </w:p>
         </w:tc>
@@ -709,7 +2202,7 @@
                 <w:rFonts w:ascii="Times New Roman" w:hAnsi="Times New Roman" w:eastAsia="Times New Roman" w:cs="Times New Roman"/>
                 <w:sz w:val="20"/>
               </w:rPr>
-              <w:t>92.8%</w:t>
+              <w:t>0.83 Tu</w:t>
             </w:r>
           </w:p>
         </w:tc>
@@ -728,7 +2221,7 @@
                 <w:rFonts w:ascii="Times New Roman" w:hAnsi="Times New Roman" w:eastAsia="Times New Roman" w:cs="Times New Roman"/>
                 <w:sz w:val="20"/>
               </w:rPr>
-              <w:t>45,000</w:t>
+              <w:t>0</w:t>
             </w:r>
           </w:p>
         </w:tc>
@@ -749,7 +2242,7 @@
                 <w:rFonts w:ascii="Times New Roman" w:hAnsi="Times New Roman" w:eastAsia="Times New Roman" w:cs="Times New Roman"/>
                 <w:sz w:val="20"/>
               </w:rPr>
-              <w:t>Breast Cancer</w:t>
+              <w:t>PID</w:t>
             </w:r>
           </w:p>
         </w:tc>
@@ -768,7 +2261,7 @@
                 <w:rFonts w:ascii="Times New Roman" w:hAnsi="Times New Roman" w:eastAsia="Times New Roman" w:cs="Times New Roman"/>
                 <w:sz w:val="20"/>
               </w:rPr>
-              <w:t>DenseNet</w:t>
+              <w:t>0.6 Ku</w:t>
             </w:r>
           </w:p>
         </w:tc>
@@ -787,7 +2280,7 @@
                 <w:rFonts w:ascii="Times New Roman" w:hAnsi="Times New Roman" w:eastAsia="Times New Roman" w:cs="Times New Roman"/>
                 <w:sz w:val="20"/>
               </w:rPr>
-              <w:t>94.5%</w:t>
+              <w:t>0.5 Tu</w:t>
             </w:r>
           </w:p>
         </w:tc>
@@ -806,7 +2299,490 @@
                 <w:rFonts w:ascii="Times New Roman" w:hAnsi="Times New Roman" w:eastAsia="Times New Roman" w:cs="Times New Roman"/>
                 <w:sz w:val="20"/>
               </w:rPr>
-              <w:t>60,000</w:t>
+              <w:t>0.125 Tu</w:t>
+            </w:r>
+          </w:p>
+        </w:tc>
+      </w:tr>
+    </w:tbl>
+    <w:p>
+      <w:pPr>
+        <w:pStyle w:val="BodyText"/>
+        <w:jc w:val="both"/>
+      </w:pPr>
+      <w:r>
+        <w:rPr>
+          <w:rFonts w:ascii="Times New Roman" w:hAnsi="Times New Roman" w:eastAsia="Times New Roman" w:cs="Times New Roman"/>
+          <w:sz w:val="22"/>
+        </w:rPr>
+        <w:t>Setelah parameter PID diperoleh (Kp = a4, Ki = a5, Kd = a6), simulasi dijalankan dengan sinyal referensi berupa step unit dan sinyal ramp yang merepresentasikan lintasan gerak kontinyu selama pengelasan. Skenario pengujian meliputi: (a) respons tanpa beban, (b) respons dengan beban elektroda (massa m = a7 kg), (c) respons dengan gangguan sinusoidal (amplitude A = a8, frekuensi f = a9 Hz) mensimulasikan getaran konveyor.</w:t>
+      </w:r>
+    </w:p>
+    <w:p>
+      <w:pPr>
+        <w:pStyle w:val="BodyText"/>
+        <w:jc w:val="center"/>
+      </w:pPr>
+      <w:r>
+        <w:rPr>
+          <w:rFonts w:ascii="Arial" w:hAnsi="Arial" w:eastAsia="Arial" w:cs="Arial"/>
+          <w:i/>
+          <w:color w:val="FF0000"/>
+          <w:sz w:val="18"/>
+        </w:rPr>
+        <w:t>[PROMPT UNTUK AI GAMBAR: Diagram alir prosedur penalaan PID dan simulasi -- (create an image A flowchart illustrating the PID tuning and simulation procedure. Start with 'Mulai' (Start) oval. Then rectangles: 'Identifikasi plant (step test)' -&gt; 'Ukur K. τ, L' -&gt; 'Set Ki=0, Kd=0' -&gt; 'Naikkan Kp hingga osilasi stabil' -&gt; 'Catat Ku dan Tu' -&gt; 'Hitung Kp, Ki, Kd dari tabel ZN' -&gt; 'Implementasikan di Simulink' -&gt; 'Jalankan simulasi step dan ramp' -&gt; 'Catat respons (overshoot, settling time, rise time, steady-state error)'. A decision diamond after 'Catat respons': 'Overshoot &lt; 5%?' If YES: 'Selesai' (End). If NO: 'Sesuaikan Kp, Ki, Kd secara manual' and loop back to 'Implementasikan di Simulink'. Use standard flowchart symbols with arrows. Color: blue for process boxes, green for decision, red for start/end. Add labels for each symbol, but White background. Clean academic paper figure style.)]</w:t>
+      </w:r>
+    </w:p>
+    <w:p>
+      <w:pPr>
+        <w:pStyle w:val="BodyText"/>
+        <w:jc w:val="center"/>
+      </w:pPr>
+      <w:r>
+        <w:rPr>
+          <w:rFonts w:ascii="Arial" w:hAnsi="Arial" w:eastAsia="Arial" w:cs="Arial"/>
+          <w:b/>
+          <w:sz w:val="18"/>
+        </w:rPr>
+        <w:t xml:space="preserve">Figure 3: </w:t>
+      </w:r>
+      <w:r>
+        <w:rPr>
+          <w:rFonts w:ascii="Arial" w:hAnsi="Arial" w:eastAsia="Arial" w:cs="Arial"/>
+          <w:b/>
+          <w:sz w:val="18"/>
+        </w:rPr>
+        <w:t>Diagram alir prosedur penalaan PID dan simulasi</w:t>
+      </w:r>
+    </w:p>
+    <w:p>
+      <w:pPr>
+        <w:pStyle w:val="BodyText"/>
+        <w:jc w:val="both"/>
+      </w:pPr>
+      <w:r>
+        <w:rPr>
+          <w:rFonts w:ascii="Times New Roman" w:hAnsi="Times New Roman" w:eastAsia="Times New Roman" w:cs="Times New Roman"/>
+          <w:sz w:val="22"/>
+        </w:rPr>
+        <w:t>Gambar 3 menunjukkan alur penalaan PID yang digunakan. Jika setelah penerapan parameter Ziegler-Nichols overshoot melebihi 5\%, dilakukan fine-tuning manual dengan mengurangi Kp dan menambah Kd untuk meredam osilasi.</w:t>
+      </w:r>
+    </w:p>
+    <w:p>
+      <w:pPr>
+        <w:pStyle w:val="Heading2"/>
+        <w:jc w:val="left"/>
+      </w:pPr>
+      <w:r>
+        <w:rPr>
+          <w:rFonts w:ascii="Times New Roman" w:hAnsi="Times New Roman" w:eastAsia="Times New Roman" w:cs="Times New Roman"/>
+          <w:b/>
+          <w:sz w:val="22"/>
+        </w:rPr>
+        <w:t>Algoritma Kendali dan Simulasi</w:t>
+      </w:r>
+    </w:p>
+    <w:p>
+      <w:pPr>
+        <w:pStyle w:val="BodyText"/>
+        <w:jc w:val="both"/>
+      </w:pPr>
+      <w:r>
+        <w:rPr>
+          <w:rFonts w:ascii="Times New Roman" w:hAnsi="Times New Roman" w:eastAsia="Times New Roman" w:cs="Times New Roman"/>
+          <w:sz w:val="22"/>
+        </w:rPr>
+        <w:t>Implementasi algoritma kendali PID diskrit menggunakan metode backward difference untuk aproksimasi integral dan derivatif. Persamaan rekursif PID digital diberikan oleh</w:t>
+      </w:r>
+    </w:p>
+    <w:p>
+      <w:pPr>
+        <w:pStyle w:val="BodyText"/>
+        <w:jc w:val="left"/>
+      </w:pPr>
+      <m:oMath xmlns:mml="http://www.w3.org/1998/Math/MathML">
+        <m:sSub>
+          <m:e>
+            <m:r>
+              <m:t>u</m:t>
+            </m:r>
+          </m:e>
+          <m:sub>
+            <m:r>
+              <m:t>k</m:t>
+            </m:r>
+          </m:sub>
+        </m:sSub>
+        <m:r>
+          <m:t>=</m:t>
+        </m:r>
+        <m:sSub>
+          <m:e>
+            <m:r>
+              <m:t>K</m:t>
+            </m:r>
+          </m:e>
+          <m:sub>
+            <m:r>
+              <m:t>p</m:t>
+            </m:r>
+          </m:sub>
+        </m:sSub>
+        <m:sSub>
+          <m:e>
+            <m:r>
+              <m:t>e</m:t>
+            </m:r>
+          </m:e>
+          <m:sub>
+            <m:r>
+              <m:t>k</m:t>
+            </m:r>
+          </m:sub>
+        </m:sSub>
+        <m:r>
+          <m:t>+</m:t>
+        </m:r>
+        <m:sSub>
+          <m:e>
+            <m:r>
+              <m:t>K</m:t>
+            </m:r>
+          </m:e>
+          <m:sub>
+            <m:r>
+              <m:t>i</m:t>
+            </m:r>
+          </m:sub>
+        </m:sSub>
+        <m:sSub>
+          <m:e>
+            <m:r>
+              <m:t>T</m:t>
+            </m:r>
+          </m:e>
+          <m:sub>
+            <m:r>
+              <m:t>s</m:t>
+            </m:r>
+          </m:sub>
+        </m:sSub>
+        <m:r>
+          <m:rPr>
+            <m:sty m:val="p"/>
+          </m:rPr>
+          <m:t>\sumj</m:t>
+        </m:r>
+        <m:r>
+          <m:t>=</m:t>
+        </m:r>
+        <m:sSup>
+          <m:e>
+            <m:r>
+              <m:t>0</m:t>
+            </m:r>
+          </m:e>
+          <m:sup>
+            <m:r>
+              <m:t>k</m:t>
+            </m:r>
+          </m:sup>
+        </m:sSup>
+        <m:sSub>
+          <m:e>
+            <m:r>
+              <m:t>e</m:t>
+            </m:r>
+          </m:e>
+          <m:sub>
+            <m:r>
+              <m:t>j</m:t>
+            </m:r>
+          </m:sub>
+        </m:sSub>
+        <m:r>
+          <m:t>+</m:t>
+        </m:r>
+        <m:f>
+          <m:fPr>
+            <m:type m:val="bar"/>
+          </m:fPr>
+          <m:num>
+            <m:sSub>
+              <m:e>
+                <m:r>
+                  <m:t>K</m:t>
+                </m:r>
+              </m:e>
+              <m:sub>
+                <m:r>
+                  <m:t>d</m:t>
+                </m:r>
+              </m:sub>
+            </m:sSub>
+          </m:num>
+          <m:den>
+            <m:sSub>
+              <m:e>
+                <m:r>
+                  <m:t>T</m:t>
+                </m:r>
+              </m:e>
+              <m:sub>
+                <m:r>
+                  <m:t>s</m:t>
+                </m:r>
+              </m:sub>
+            </m:sSub>
+          </m:den>
+        </m:f>
+        <m:r>
+          <m:t>(</m:t>
+        </m:r>
+        <m:sSub>
+          <m:e>
+            <m:r>
+              <m:t>e</m:t>
+            </m:r>
+          </m:e>
+          <m:sub>
+            <m:r>
+              <m:t>k</m:t>
+            </m:r>
+          </m:sub>
+        </m:sSub>
+        <m:r>
+          <m:t>−ek−1)</m:t>
+        </m:r>
+      </m:oMath>
+      <w:r>
+        <w:rPr>
+          <w:rFonts w:ascii="Times New Roman" w:hAnsi="Times New Roman" w:eastAsia="Times New Roman" w:cs="Times New Roman"/>
+          <w:sz w:val="24"/>
+        </w:rPr>
+        <w:t xml:space="preserve">             (5)</w:t>
+      </w:r>
+    </w:p>
+    <w:p>
+      <w:pPr>
+        <w:pStyle w:val="BodyText"/>
+        <w:jc w:val="both"/>
+      </w:pPr>
+      <w:r>
+        <w:rPr>
+          <w:rFonts w:ascii="Times New Roman" w:hAnsi="Times New Roman" w:eastAsia="Times New Roman" w:cs="Times New Roman"/>
+          <w:sz w:val="22"/>
+        </w:rPr>
+        <w:t>dengan uk adalah keluaran kontrol pada langkah ke-k, Ts adalah waktu cuplik (sampling time), ek error pada langkah ke-k, dan ek-1 error sebelumnya. Parameter Kp, Ki, Kd diperoleh dari Tabel II. Waktu cuplik ditetapkan Ts = a₁₀ ms, cukup cepat dibandingkan dinamika plant.</w:t>
+      </w:r>
+    </w:p>
+    <w:p>
+      <w:pPr>
+        <w:pStyle w:val="BodyText"/>
+        <w:jc w:val="both"/>
+      </w:pPr>
+      <w:r>
+        <w:rPr>
+          <w:rFonts w:ascii="Times New Roman" w:hAnsi="Times New Roman" w:eastAsia="Times New Roman" w:cs="Times New Roman"/>
+          <w:sz w:val="22"/>
+        </w:rPr>
+        <w:t>Simulasi dilakukan untuk tiga konfigurasi kendali: PID, proporsional (P) murni dengan Kp=Ku/2, dan kendali on-off (bang-bang) dengan histeresis 0.1 mm. Skenario beban dan gangguan diterapkan secara terpisah. Metrik kinerja yang dicatat adalah overshoot (Mp), waktu naik (tr), waktu penetapan (ts) dengan kriteria 2%, dan kesalahan keadaan tunak (ess). Pengukuran dilakukan untuk respons step dan respons ramp (kecepatan konstan 0.1 m/s).</w:t>
+      </w:r>
+    </w:p>
+    <w:p>
+      <w:pPr>
+        <w:pStyle w:val="BodyText"/>
+        <w:jc w:val="left"/>
+      </w:pPr>
+      <w:r>
+        <w:rPr>
+          <w:rFonts w:ascii="Times New Roman" w:hAnsi="Times New Roman" w:eastAsia="Times New Roman" w:cs="Times New Roman"/>
+          <w:b/>
+          <w:sz w:val="24"/>
+        </w:rPr>
+        <w:t>HASIL DAN PEMBAHASAN</w:t>
+      </w:r>
+    </w:p>
+    <w:p>
+      <w:pPr>
+        <w:pStyle w:val="BodyText"/>
+        <w:jc w:val="both"/>
+      </w:pPr>
+      <w:r>
+        <w:rPr>
+          <w:rFonts w:ascii="Times New Roman" w:hAnsi="Times New Roman" w:eastAsia="Times New Roman" w:cs="Times New Roman"/>
+          <w:sz w:val="22"/>
+        </w:rPr>
+        <w:t>Bab ini menyajikan hasil simulasi sistem kendali PID pada lengan robot serta analisis perbandingan dengan metode kendali lainnya.</w:t>
+      </w:r>
+    </w:p>
+    <w:p>
+      <w:pPr>
+        <w:pStyle w:val="Heading2"/>
+        <w:jc w:val="left"/>
+      </w:pPr>
+      <w:r>
+        <w:rPr>
+          <w:rFonts w:ascii="Times New Roman" w:hAnsi="Times New Roman" w:eastAsia="Times New Roman" w:cs="Times New Roman"/>
+          <w:b/>
+          <w:sz w:val="22"/>
+        </w:rPr>
+        <w:t>Hasil Simulasi Respons Step</w:t>
+      </w:r>
+    </w:p>
+    <w:p>
+      <w:pPr>
+        <w:pStyle w:val="BodyText"/>
+        <w:jc w:val="both"/>
+      </w:pPr>
+      <w:r>
+        <w:rPr>
+          <w:rFonts w:ascii="Times New Roman" w:hAnsi="Times New Roman" w:eastAsia="Times New Roman" w:cs="Times New Roman"/>
+          <w:sz w:val="22"/>
+        </w:rPr>
+        <w:t>Hasil simulasi respons step untuk ketiga konfigurasi kendali tanpa beban tambahan disajikan pada Tabel III. Parameter PID hasil penalaan Ziegler-Nichols adalah Kp = a4, Ki = a5, Kd = a6. Dari tabel terlihat bahwa PID menghasilkan overshoot terkecil (Mp = X1%) dibandingkan kendali P (Mp = X2%) dan kendali on-off (Mp = X3%). Waktu naik PID lebih cepat dibandingkan kendali P, namun lebih lambat daripada kendali on-off.</w:t>
+      </w:r>
+    </w:p>
+    <w:p>
+      <w:pPr>
+        <w:pStyle w:val="BodyText"/>
+        <w:jc w:val="center"/>
+      </w:pPr>
+      <w:r>
+        <w:rPr>
+          <w:rFonts w:ascii="Arial" w:hAnsi="Arial" w:eastAsia="Arial" w:cs="Arial"/>
+          <w:b/>
+          <w:sz w:val="18"/>
+        </w:rPr>
+        <w:t xml:space="preserve">Table III: </w:t>
+      </w:r>
+      <w:r>
+        <w:rPr>
+          <w:rFonts w:ascii="Arial" w:hAnsi="Arial" w:eastAsia="Arial" w:cs="Arial"/>
+          <w:b/>
+          <w:sz w:val="18"/>
+        </w:rPr>
+        <w:t>Perbandingan Metrik Kinerja Respons Step Tanpa Beban</w:t>
+      </w:r>
+    </w:p>
+    <w:tbl>
+      <w:tblPr>
+        <w:tblW w:type="auto" w:w="0"/>
+        <w:tblLook w:firstColumn="1" w:firstRow="1" w:lastColumn="0" w:lastRow="0" w:noHBand="0" w:noVBand="1" w:val="04A0"/>
+        <w:tblBorders>
+          <w:top w:val="single" w:sz="4" w:space="0" w:color="000000"/>
+          <w:left w:val="single" w:sz="4" w:space="0" w:color="000000"/>
+          <w:bottom w:val="single" w:sz="4" w:space="0" w:color="000000"/>
+          <w:right w:val="single" w:sz="4" w:space="0" w:color="000000"/>
+          <w:insideH w:val="single" w:sz="4" w:space="0" w:color="000000"/>
+          <w:insideV w:val="single" w:sz="4" w:space="0" w:color="000000"/>
+        </w:tblBorders>
+      </w:tblPr>
+      <w:tblGrid>
+        <w:gridCol w:w="1488"/>
+        <w:gridCol w:w="1488"/>
+        <w:gridCol w:w="1488"/>
+        <w:gridCol w:w="1488"/>
+        <w:gridCol w:w="1488"/>
+      </w:tblGrid>
+      <w:tr>
+        <w:tc>
+          <w:tcPr>
+            <w:tcW w:type="dxa" w:w="1488"/>
+          </w:tcPr>
+          <w:p>
+            <w:pPr>
+              <w:pStyle w:val="BodyText"/>
+              <w:jc w:val="center"/>
+            </w:pPr>
+            <w:r/>
+            <w:r>
+              <w:rPr>
+                <w:rFonts w:ascii="Arial" w:hAnsi="Arial" w:eastAsia="Arial" w:cs="Arial"/>
+                <w:b/>
+                <w:sz w:val="20"/>
+              </w:rPr>
+              <w:t>Metode Kendali</w:t>
+            </w:r>
+          </w:p>
+        </w:tc>
+        <w:tc>
+          <w:tcPr>
+            <w:tcW w:type="dxa" w:w="1488"/>
+          </w:tcPr>
+          <w:p>
+            <w:pPr>
+              <w:pStyle w:val="BodyText"/>
+              <w:jc w:val="center"/>
+            </w:pPr>
+            <w:r/>
+            <w:r>
+              <w:rPr>
+                <w:rFonts w:ascii="Arial" w:hAnsi="Arial" w:eastAsia="Arial" w:cs="Arial"/>
+                <w:b/>
+                <w:sz w:val="20"/>
+              </w:rPr>
+              <w:t xml:space="preserve">Overshoot Mp (%) </w:t>
+            </w:r>
+          </w:p>
+        </w:tc>
+        <w:tc>
+          <w:tcPr>
+            <w:tcW w:type="dxa" w:w="1488"/>
+          </w:tcPr>
+          <w:p>
+            <w:pPr>
+              <w:pStyle w:val="BodyText"/>
+              <w:jc w:val="center"/>
+            </w:pPr>
+            <w:r/>
+            <w:r>
+              <w:rPr>
+                <w:rFonts w:ascii="Arial" w:hAnsi="Arial" w:eastAsia="Arial" w:cs="Arial"/>
+                <w:b/>
+                <w:sz w:val="20"/>
+              </w:rPr>
+              <w:t xml:space="preserve">Waktu Naik tr (s) </w:t>
+            </w:r>
+          </w:p>
+        </w:tc>
+        <w:tc>
+          <w:tcPr>
+            <w:tcW w:type="dxa" w:w="1488"/>
+          </w:tcPr>
+          <w:p>
+            <w:pPr>
+              <w:pStyle w:val="BodyText"/>
+              <w:jc w:val="center"/>
+            </w:pPr>
+            <w:r/>
+            <w:r>
+              <w:rPr>
+                <w:rFonts w:ascii="Arial" w:hAnsi="Arial" w:eastAsia="Arial" w:cs="Arial"/>
+                <w:b/>
+                <w:sz w:val="20"/>
+              </w:rPr>
+              <w:t xml:space="preserve">Waktu Penetapan ts (s) </w:t>
+            </w:r>
+          </w:p>
+        </w:tc>
+        <w:tc>
+          <w:tcPr>
+            <w:tcW w:type="dxa" w:w="1488"/>
+          </w:tcPr>
+          <w:p>
+            <w:pPr>
+              <w:pStyle w:val="BodyText"/>
+              <w:jc w:val="center"/>
+            </w:pPr>
+            <w:r/>
+            <w:r>
+              <w:rPr>
+                <w:rFonts w:ascii="Arial" w:hAnsi="Arial" w:eastAsia="Arial" w:cs="Arial"/>
+                <w:b/>
+                <w:sz w:val="20"/>
+              </w:rPr>
+              <w:t xml:space="preserve">Kesalahan Keadaan Tunak ess (mm) </w:t>
             </w:r>
           </w:p>
         </w:tc>
@@ -814,77 +2790,290 @@
       <w:tr>
         <w:tc>
           <w:tcPr>
-            <w:tcW w:type="dxa" w:w="1859"/>
-          </w:tcPr>
-          <w:p>
-            <w:pPr>
-              <w:pStyle w:val="BodyText"/>
-              <w:jc w:val="center"/>
-            </w:pPr>
-            <w:r/>
-            <w:r>
-              <w:rPr>
-                <w:rFonts w:ascii="Times New Roman" w:hAnsi="Times New Roman" w:eastAsia="Times New Roman" w:cs="Times New Roman"/>
-                <w:sz w:val="20"/>
-              </w:rPr>
-              <w:t>Brain Tumor Segmentation</w:t>
-            </w:r>
-          </w:p>
-        </w:tc>
-        <w:tc>
-          <w:tcPr>
-            <w:tcW w:type="dxa" w:w="1859"/>
-          </w:tcPr>
-          <w:p>
-            <w:pPr>
-              <w:pStyle w:val="BodyText"/>
-              <w:jc w:val="center"/>
-            </w:pPr>
-            <w:r/>
-            <w:r>
-              <w:rPr>
-                <w:rFonts w:ascii="Times New Roman" w:hAnsi="Times New Roman" w:eastAsia="Times New Roman" w:cs="Times New Roman"/>
-                <w:sz w:val="20"/>
-              </w:rPr>
-              <w:t>U-Net</w:t>
-            </w:r>
-          </w:p>
-        </w:tc>
-        <w:tc>
-          <w:tcPr>
-            <w:tcW w:type="dxa" w:w="1859"/>
-          </w:tcPr>
-          <w:p>
-            <w:pPr>
-              <w:pStyle w:val="BodyText"/>
-              <w:jc w:val="center"/>
-            </w:pPr>
-            <w:r/>
-            <w:r>
-              <w:rPr>
-                <w:rFonts w:ascii="Times New Roman" w:hAnsi="Times New Roman" w:eastAsia="Times New Roman" w:cs="Times New Roman"/>
-                <w:sz w:val="20"/>
-              </w:rPr>
-              <w:t>91.3%</w:t>
-            </w:r>
-          </w:p>
-        </w:tc>
-        <w:tc>
-          <w:tcPr>
-            <w:tcW w:type="dxa" w:w="1859"/>
-          </w:tcPr>
-          <w:p>
-            <w:pPr>
-              <w:pStyle w:val="BodyText"/>
-              <w:jc w:val="center"/>
-            </w:pPr>
-            <w:r/>
-            <w:r>
-              <w:rPr>
-                <w:rFonts w:ascii="Times New Roman" w:hAnsi="Times New Roman" w:eastAsia="Times New Roman" w:cs="Times New Roman"/>
-                <w:sz w:val="20"/>
-              </w:rPr>
-              <w:t>35,000</w:t>
+            <w:tcW w:type="dxa" w:w="1488"/>
+          </w:tcPr>
+          <w:p>
+            <w:pPr>
+              <w:pStyle w:val="BodyText"/>
+              <w:jc w:val="center"/>
+            </w:pPr>
+            <w:r/>
+            <w:r>
+              <w:rPr>
+                <w:rFonts w:ascii="Times New Roman" w:hAnsi="Times New Roman" w:eastAsia="Times New Roman" w:cs="Times New Roman"/>
+                <w:sz w:val="20"/>
+              </w:rPr>
+              <w:t>PID</w:t>
+            </w:r>
+          </w:p>
+        </w:tc>
+        <w:tc>
+          <w:tcPr>
+            <w:tcW w:type="dxa" w:w="1488"/>
+          </w:tcPr>
+          <w:p>
+            <w:pPr>
+              <w:pStyle w:val="BodyText"/>
+              <w:jc w:val="center"/>
+            </w:pPr>
+            <w:r/>
+            <w:r>
+              <w:rPr>
+                <w:rFonts w:ascii="Times New Roman" w:hAnsi="Times New Roman" w:eastAsia="Times New Roman" w:cs="Times New Roman"/>
+                <w:sz w:val="20"/>
+              </w:rPr>
+              <w:t>X1</w:t>
+            </w:r>
+          </w:p>
+        </w:tc>
+        <w:tc>
+          <w:tcPr>
+            <w:tcW w:type="dxa" w:w="1488"/>
+          </w:tcPr>
+          <w:p>
+            <w:pPr>
+              <w:pStyle w:val="BodyText"/>
+              <w:jc w:val="center"/>
+            </w:pPr>
+            <w:r/>
+            <w:r>
+              <w:rPr>
+                <w:rFonts w:ascii="Times New Roman" w:hAnsi="Times New Roman" w:eastAsia="Times New Roman" w:cs="Times New Roman"/>
+                <w:sz w:val="20"/>
+              </w:rPr>
+              <w:t>X2</w:t>
+            </w:r>
+          </w:p>
+        </w:tc>
+        <w:tc>
+          <w:tcPr>
+            <w:tcW w:type="dxa" w:w="1488"/>
+          </w:tcPr>
+          <w:p>
+            <w:pPr>
+              <w:pStyle w:val="BodyText"/>
+              <w:jc w:val="center"/>
+            </w:pPr>
+            <w:r/>
+            <w:r>
+              <w:rPr>
+                <w:rFonts w:ascii="Times New Roman" w:hAnsi="Times New Roman" w:eastAsia="Times New Roman" w:cs="Times New Roman"/>
+                <w:sz w:val="20"/>
+              </w:rPr>
+              <w:t>X3</w:t>
+            </w:r>
+          </w:p>
+        </w:tc>
+        <w:tc>
+          <w:tcPr>
+            <w:tcW w:type="dxa" w:w="1488"/>
+          </w:tcPr>
+          <w:p>
+            <w:pPr>
+              <w:pStyle w:val="BodyText"/>
+              <w:jc w:val="center"/>
+            </w:pPr>
+            <w:r/>
+            <w:r>
+              <w:rPr>
+                <w:rFonts w:ascii="Times New Roman" w:hAnsi="Times New Roman" w:eastAsia="Times New Roman" w:cs="Times New Roman"/>
+                <w:sz w:val="20"/>
+              </w:rPr>
+              <w:t>X4</w:t>
+            </w:r>
+          </w:p>
+        </w:tc>
+      </w:tr>
+      <w:tr>
+        <w:tc>
+          <w:tcPr>
+            <w:tcW w:type="dxa" w:w="1488"/>
+          </w:tcPr>
+          <w:p>
+            <w:pPr>
+              <w:pStyle w:val="BodyText"/>
+              <w:jc w:val="center"/>
+            </w:pPr>
+            <w:r/>
+            <w:r>
+              <w:rPr>
+                <w:rFonts w:ascii="Times New Roman" w:hAnsi="Times New Roman" w:eastAsia="Times New Roman" w:cs="Times New Roman"/>
+                <w:sz w:val="20"/>
+              </w:rPr>
+              <w:t>Proporsional (P)</w:t>
+            </w:r>
+          </w:p>
+        </w:tc>
+        <w:tc>
+          <w:tcPr>
+            <w:tcW w:type="dxa" w:w="1488"/>
+          </w:tcPr>
+          <w:p>
+            <w:pPr>
+              <w:pStyle w:val="BodyText"/>
+              <w:jc w:val="center"/>
+            </w:pPr>
+            <w:r/>
+            <w:r>
+              <w:rPr>
+                <w:rFonts w:ascii="Times New Roman" w:hAnsi="Times New Roman" w:eastAsia="Times New Roman" w:cs="Times New Roman"/>
+                <w:sz w:val="20"/>
+              </w:rPr>
+              <w:t>X5</w:t>
+            </w:r>
+          </w:p>
+        </w:tc>
+        <w:tc>
+          <w:tcPr>
+            <w:tcW w:type="dxa" w:w="1488"/>
+          </w:tcPr>
+          <w:p>
+            <w:pPr>
+              <w:pStyle w:val="BodyText"/>
+              <w:jc w:val="center"/>
+            </w:pPr>
+            <w:r/>
+            <w:r>
+              <w:rPr>
+                <w:rFonts w:ascii="Times New Roman" w:hAnsi="Times New Roman" w:eastAsia="Times New Roman" w:cs="Times New Roman"/>
+                <w:sz w:val="20"/>
+              </w:rPr>
+              <w:t>X6</w:t>
+            </w:r>
+          </w:p>
+        </w:tc>
+        <w:tc>
+          <w:tcPr>
+            <w:tcW w:type="dxa" w:w="1488"/>
+          </w:tcPr>
+          <w:p>
+            <w:pPr>
+              <w:pStyle w:val="BodyText"/>
+              <w:jc w:val="center"/>
+            </w:pPr>
+            <w:r/>
+            <w:r>
+              <w:rPr>
+                <w:rFonts w:ascii="Times New Roman" w:hAnsi="Times New Roman" w:eastAsia="Times New Roman" w:cs="Times New Roman"/>
+                <w:sz w:val="20"/>
+              </w:rPr>
+              <w:t>X7</w:t>
+            </w:r>
+          </w:p>
+        </w:tc>
+        <w:tc>
+          <w:tcPr>
+            <w:tcW w:type="dxa" w:w="1488"/>
+          </w:tcPr>
+          <w:p>
+            <w:pPr>
+              <w:pStyle w:val="BodyText"/>
+              <w:jc w:val="center"/>
+            </w:pPr>
+            <w:r/>
+            <w:r>
+              <w:rPr>
+                <w:rFonts w:ascii="Times New Roman" w:hAnsi="Times New Roman" w:eastAsia="Times New Roman" w:cs="Times New Roman"/>
+                <w:sz w:val="20"/>
+              </w:rPr>
+              <w:t>X8</w:t>
+            </w:r>
+          </w:p>
+        </w:tc>
+      </w:tr>
+      <w:tr>
+        <w:tc>
+          <w:tcPr>
+            <w:tcW w:type="dxa" w:w="1488"/>
+          </w:tcPr>
+          <w:p>
+            <w:pPr>
+              <w:pStyle w:val="BodyText"/>
+              <w:jc w:val="center"/>
+            </w:pPr>
+            <w:r/>
+            <w:r>
+              <w:rPr>
+                <w:rFonts w:ascii="Times New Roman" w:hAnsi="Times New Roman" w:eastAsia="Times New Roman" w:cs="Times New Roman"/>
+                <w:sz w:val="20"/>
+              </w:rPr>
+              <w:t>On-Off</w:t>
+            </w:r>
+          </w:p>
+        </w:tc>
+        <w:tc>
+          <w:tcPr>
+            <w:tcW w:type="dxa" w:w="1488"/>
+          </w:tcPr>
+          <w:p>
+            <w:pPr>
+              <w:pStyle w:val="BodyText"/>
+              <w:jc w:val="center"/>
+            </w:pPr>
+            <w:r/>
+            <w:r>
+              <w:rPr>
+                <w:rFonts w:ascii="Times New Roman" w:hAnsi="Times New Roman" w:eastAsia="Times New Roman" w:cs="Times New Roman"/>
+                <w:sz w:val="20"/>
+              </w:rPr>
+              <w:t>X9</w:t>
+            </w:r>
+          </w:p>
+        </w:tc>
+        <w:tc>
+          <w:tcPr>
+            <w:tcW w:type="dxa" w:w="1488"/>
+          </w:tcPr>
+          <w:p>
+            <w:pPr>
+              <w:pStyle w:val="BodyText"/>
+              <w:jc w:val="center"/>
+            </w:pPr>
+            <w:r/>
+            <w:r>
+              <w:rPr>
+                <w:rFonts w:ascii="Times New Roman" w:hAnsi="Times New Roman" w:eastAsia="Times New Roman" w:cs="Times New Roman"/>
+                <w:sz w:val="20"/>
+              </w:rPr>
+              <w:t>X10</w:t>
+            </w:r>
+          </w:p>
+        </w:tc>
+        <w:tc>
+          <w:tcPr>
+            <w:tcW w:type="dxa" w:w="1488"/>
+          </w:tcPr>
+          <w:p>
+            <w:pPr>
+              <w:pStyle w:val="BodyText"/>
+              <w:jc w:val="center"/>
+            </w:pPr>
+            <w:r/>
+            <w:r>
+              <w:rPr>
+                <w:rFonts w:ascii="Times New Roman" w:hAnsi="Times New Roman" w:eastAsia="Times New Roman" w:cs="Times New Roman"/>
+                <w:sz w:val="20"/>
+              </w:rPr>
+              <w:t>X11</w:t>
+            </w:r>
+          </w:p>
+        </w:tc>
+        <w:tc>
+          <w:tcPr>
+            <w:tcW w:type="dxa" w:w="1488"/>
+          </w:tcPr>
+          <w:p>
+            <w:pPr>
+              <w:pStyle w:val="BodyText"/>
+              <w:jc w:val="center"/>
+            </w:pPr>
+            <w:r/>
+            <w:r>
+              <w:rPr>
+                <w:rFonts w:ascii="Times New Roman" w:hAnsi="Times New Roman" w:eastAsia="Times New Roman" w:cs="Times New Roman"/>
+                <w:sz w:val="20"/>
+              </w:rPr>
+              <w:t>X12</w:t>
             </w:r>
           </w:p>
         </w:tc>
@@ -893,21 +3082,64 @@
     <w:p>
       <w:pPr>
         <w:pStyle w:val="BodyText"/>
-        <w:jc w:val="left"/>
-      </w:pPr>
-      <w:r>
-        <w:rPr>
-          <w:rFonts w:ascii="Times New Roman" w:hAnsi="Times New Roman" w:eastAsia="Times New Roman" w:cs="Times New Roman"/>
+        <w:jc w:val="both"/>
+      </w:pPr>
+      <w:r>
+        <w:rPr>
+          <w:rFonts w:ascii="Times New Roman" w:hAnsi="Times New Roman" w:eastAsia="Times New Roman" w:cs="Times New Roman"/>
+          <w:sz w:val="22"/>
+        </w:rPr>
+        <w:t>Data pada Tabel III menunjukkan bahwa kendali PID mampu mencapai kesalahan keadaan tunak nol. sedangkan kendali P meninggalkan offset sekitar X8 mm dan kendali on-off menghasilkan osilasi di sekitar set point dengan amplitudo X₁₃ mm. Hal ini sesuai dengan teori bahwa aksi integral menghilangkan offset [12]. Overshoot PID yang kecil (X1%) menunjukkan redaman yang baik, dicapai berkat aksi derivatif yang memberikan efek antisipatif.</w:t>
+      </w:r>
+    </w:p>
+    <w:p>
+      <w:pPr>
+        <w:pStyle w:val="BodyText"/>
+        <w:jc w:val="center"/>
+      </w:pPr>
+      <w:r>
+        <w:rPr>
+          <w:rFonts w:ascii="Arial" w:hAnsi="Arial" w:eastAsia="Arial" w:cs="Arial"/>
           <w:i/>
-          <w:sz w:val="24"/>
-        </w:rPr>
-      </w:r>
-      <w:r>
-        <w:rPr>
-          <w:rFonts w:ascii="Times New Roman" w:hAnsi="Times New Roman" w:eastAsia="Times New Roman" w:cs="Times New Roman"/>
-          <w:sz w:val="24"/>
-        </w:rPr>
-        <w:t xml:space="preserve">             (1)</w:t>
+          <w:color w:val="FF0000"/>
+          <w:sz w:val="18"/>
+        </w:rPr>
+        <w:t>[PROMPT UNTUK AI GAMBAR: Respons step sistem kendali posisi lengan robot dengan PID, P, dan On-Off -- (create an image A line chart comparing step response of three control methods for a robot arm position control. X-axis: 'Time (s)' from 0 to 5 seconds. Y-axis: 'Position (mm)' from 0 to 12 mm. Three lines: (1) PID response in red: rises smoothly. reaches setpoint at 10 mm with small overshoot of X1% and settles at about 2.5s, steady-state error 0. (2) P-only response in blue: rises slightly slower, settles at about 9.5 mm (offset X8 mm), no overshoot. (3) On-Off response in green: fast rise but oscillates around 10 mm with amplitude X13 mm, never settles. All lines start at t=0. Add horizontal dashed line at 10 mm setpoint. Grid on, and and Title: 'Perbandingan Respons Step'. Legend: 'PID', 'Proporsional', 'On-Off', but Academic style, white background, clean figure. Use placeholder values for annotations: e.g., 'Overshoot PID: X1%'.)]</w:t>
+      </w:r>
+    </w:p>
+    <w:p>
+      <w:pPr>
+        <w:pStyle w:val="BodyText"/>
+        <w:jc w:val="center"/>
+      </w:pPr>
+      <w:r>
+        <w:rPr>
+          <w:rFonts w:ascii="Arial" w:hAnsi="Arial" w:eastAsia="Arial" w:cs="Arial"/>
+          <w:b/>
+          <w:sz w:val="18"/>
+        </w:rPr>
+        <w:t xml:space="preserve">Figure 4: </w:t>
+      </w:r>
+      <w:r>
+        <w:rPr>
+          <w:rFonts w:ascii="Arial" w:hAnsi="Arial" w:eastAsia="Arial" w:cs="Arial"/>
+          <w:b/>
+          <w:sz w:val="18"/>
+        </w:rPr>
+        <w:t>Respons step sistem kendali posisi lengan robot dengan PID, P, dan On-Off</w:t>
+      </w:r>
+    </w:p>
+    <w:p>
+      <w:pPr>
+        <w:pStyle w:val="BodyText"/>
+        <w:jc w:val="both"/>
+      </w:pPr>
+      <w:r>
+        <w:rPr>
+          <w:rFonts w:ascii="Times New Roman" w:hAnsi="Times New Roman" w:eastAsia="Times New Roman" w:cs="Times New Roman"/>
+          <w:sz w:val="22"/>
+        </w:rPr>
+        <w:t>Gambar 4 memperlihatkan secara visual perbedaan kinerja ketiga kendali. Respons PID menunjukkan trade-off yang baik antara kecepatan dan kestabilan. Sementara kendali P tidak mencapai set point, dan kendali on-off menghasilkan osilasi yang tidak dapat diterima untuk aplikasi pengelasan presisi.</w:t>
       </w:r>
     </w:p>
     <w:p>
@@ -921,20 +3153,326 @@
           <w:b/>
           <w:sz w:val="22"/>
         </w:rPr>
-        <w:t>Disease Prediction</w:t>
-      </w:r>
-    </w:p>
-    <w:p>
-      <w:pPr>
-        <w:pStyle w:val="BodyText"/>
-        <w:jc w:val="both"/>
-      </w:pPr>
-      <w:r>
-        <w:rPr>
-          <w:rFonts w:ascii="Times New Roman" w:hAnsi="Times New Roman" w:eastAsia="Times New Roman" w:cs="Times New Roman"/>
-          <w:sz w:val="22"/>
-        </w:rPr>
-        <w:t>Predictive models use patient data to forecast disease onset, progression, and outcomes. Random forests, gradient boosting, and neural networks are commonly employed for risk stratification and early warning systems.</w:t>
+        <w:t>Analisis Respons terhadap Gangguan dan Beban</w:t>
+      </w:r>
+    </w:p>
+    <w:p>
+      <w:pPr>
+        <w:pStyle w:val="BodyText"/>
+        <w:jc w:val="both"/>
+      </w:pPr>
+      <w:r>
+        <w:rPr>
+          <w:rFonts w:ascii="Times New Roman" w:hAnsi="Times New Roman" w:eastAsia="Times New Roman" w:cs="Times New Roman"/>
+          <w:sz w:val="22"/>
+        </w:rPr>
+        <w:t>Pengujian dengan beban elektroda (massa a7 kg) menunjukkan bahwa kendali PID tetap mampu mempertahankan kesalahan keadaan tunak nol. namun overshoot meningkat menjadi X₁₄% dan waktu penetapan menjadi X₁₅ s. Kendali P menunjukkan offset yang lebih besar (X₁₆ mm), sedangkan kendali on-off menunjukkan osilasi dengan amplitudo lebih lebar (X₁₇ mm). Hal ini konsisten dengan penelitian Kumar et al. [8] yang menemukan bahwa beban meningkatkan overshoot pada kendali PID.</w:t>
+      </w:r>
+    </w:p>
+    <w:p>
+      <w:pPr>
+        <w:pStyle w:val="BodyText"/>
+        <w:jc w:val="center"/>
+      </w:pPr>
+      <w:r>
+        <w:rPr>
+          <w:rFonts w:ascii="Arial" w:hAnsi="Arial" w:eastAsia="Arial" w:cs="Arial"/>
+          <w:b/>
+          <w:sz w:val="18"/>
+        </w:rPr>
+        <w:t xml:space="preserve">Table IV: </w:t>
+      </w:r>
+      <w:r>
+        <w:rPr>
+          <w:rFonts w:ascii="Arial" w:hAnsi="Arial" w:eastAsia="Arial" w:cs="Arial"/>
+          <w:b/>
+          <w:sz w:val="18"/>
+        </w:rPr>
+        <w:t>Pengaruh Beban Elektroda terhadap Kinerja Kendali PID</w:t>
+      </w:r>
+    </w:p>
+    <w:tbl>
+      <w:tblPr>
+        <w:tblW w:type="auto" w:w="0"/>
+        <w:tblLook w:firstColumn="1" w:firstRow="1" w:lastColumn="0" w:lastRow="0" w:noHBand="0" w:noVBand="1" w:val="04A0"/>
+        <w:tblBorders>
+          <w:top w:val="single" w:sz="4" w:space="0" w:color="000000"/>
+          <w:left w:val="single" w:sz="4" w:space="0" w:color="000000"/>
+          <w:bottom w:val="single" w:sz="4" w:space="0" w:color="000000"/>
+          <w:right w:val="single" w:sz="4" w:space="0" w:color="000000"/>
+          <w:insideH w:val="single" w:sz="4" w:space="0" w:color="000000"/>
+          <w:insideV w:val="single" w:sz="4" w:space="0" w:color="000000"/>
+        </w:tblBorders>
+      </w:tblPr>
+      <w:tblGrid>
+        <w:gridCol w:w="1859"/>
+        <w:gridCol w:w="1859"/>
+        <w:gridCol w:w="1859"/>
+        <w:gridCol w:w="1859"/>
+      </w:tblGrid>
+      <w:tr>
+        <w:tc>
+          <w:tcPr>
+            <w:tcW w:type="dxa" w:w="1859"/>
+          </w:tcPr>
+          <w:p>
+            <w:pPr>
+              <w:pStyle w:val="BodyText"/>
+              <w:jc w:val="center"/>
+            </w:pPr>
+            <w:r/>
+            <w:r>
+              <w:rPr>
+                <w:rFonts w:ascii="Arial" w:hAnsi="Arial" w:eastAsia="Arial" w:cs="Arial"/>
+                <w:b/>
+                <w:sz w:val="20"/>
+              </w:rPr>
+              <w:t>Kondisi</w:t>
+            </w:r>
+          </w:p>
+        </w:tc>
+        <w:tc>
+          <w:tcPr>
+            <w:tcW w:type="dxa" w:w="1859"/>
+          </w:tcPr>
+          <w:p>
+            <w:pPr>
+              <w:pStyle w:val="BodyText"/>
+              <w:jc w:val="center"/>
+            </w:pPr>
+            <w:r/>
+            <w:r>
+              <w:rPr>
+                <w:rFonts w:ascii="Arial" w:hAnsi="Arial" w:eastAsia="Arial" w:cs="Arial"/>
+                <w:b/>
+                <w:sz w:val="20"/>
+              </w:rPr>
+              <w:t xml:space="preserve">Overshoot (%) </w:t>
+            </w:r>
+          </w:p>
+        </w:tc>
+        <w:tc>
+          <w:tcPr>
+            <w:tcW w:type="dxa" w:w="1859"/>
+          </w:tcPr>
+          <w:p>
+            <w:pPr>
+              <w:pStyle w:val="BodyText"/>
+              <w:jc w:val="center"/>
+            </w:pPr>
+            <w:r/>
+            <w:r>
+              <w:rPr>
+                <w:rFonts w:ascii="Arial" w:hAnsi="Arial" w:eastAsia="Arial" w:cs="Arial"/>
+                <w:b/>
+                <w:sz w:val="20"/>
+              </w:rPr>
+              <w:t xml:space="preserve">Waktu Penetapan (s) </w:t>
+            </w:r>
+          </w:p>
+        </w:tc>
+        <w:tc>
+          <w:tcPr>
+            <w:tcW w:type="dxa" w:w="1859"/>
+          </w:tcPr>
+          <w:p>
+            <w:pPr>
+              <w:pStyle w:val="BodyText"/>
+              <w:jc w:val="center"/>
+            </w:pPr>
+            <w:r/>
+            <w:r>
+              <w:rPr>
+                <w:rFonts w:ascii="Arial" w:hAnsi="Arial" w:eastAsia="Arial" w:cs="Arial"/>
+                <w:b/>
+                <w:sz w:val="20"/>
+              </w:rPr>
+              <w:t xml:space="preserve">Kesalahan Tunak (mm) </w:t>
+            </w:r>
+          </w:p>
+        </w:tc>
+      </w:tr>
+      <w:tr>
+        <w:tc>
+          <w:tcPr>
+            <w:tcW w:type="dxa" w:w="1859"/>
+          </w:tcPr>
+          <w:p>
+            <w:pPr>
+              <w:pStyle w:val="BodyText"/>
+              <w:jc w:val="center"/>
+            </w:pPr>
+            <w:r/>
+            <w:r>
+              <w:rPr>
+                <w:rFonts w:ascii="Times New Roman" w:hAnsi="Times New Roman" w:eastAsia="Times New Roman" w:cs="Times New Roman"/>
+                <w:sz w:val="20"/>
+              </w:rPr>
+              <w:t>Tanpa beban</w:t>
+            </w:r>
+          </w:p>
+        </w:tc>
+        <w:tc>
+          <w:tcPr>
+            <w:tcW w:type="dxa" w:w="1859"/>
+          </w:tcPr>
+          <w:p>
+            <w:pPr>
+              <w:pStyle w:val="BodyText"/>
+              <w:jc w:val="center"/>
+            </w:pPr>
+            <w:r/>
+            <w:r>
+              <w:rPr>
+                <w:rFonts w:ascii="Times New Roman" w:hAnsi="Times New Roman" w:eastAsia="Times New Roman" w:cs="Times New Roman"/>
+                <w:sz w:val="20"/>
+              </w:rPr>
+              <w:t>X1</w:t>
+            </w:r>
+          </w:p>
+        </w:tc>
+        <w:tc>
+          <w:tcPr>
+            <w:tcW w:type="dxa" w:w="1859"/>
+          </w:tcPr>
+          <w:p>
+            <w:pPr>
+              <w:pStyle w:val="BodyText"/>
+              <w:jc w:val="center"/>
+            </w:pPr>
+            <w:r/>
+            <w:r>
+              <w:rPr>
+                <w:rFonts w:ascii="Times New Roman" w:hAnsi="Times New Roman" w:eastAsia="Times New Roman" w:cs="Times New Roman"/>
+                <w:sz w:val="20"/>
+              </w:rPr>
+              <w:t>X3</w:t>
+            </w:r>
+          </w:p>
+        </w:tc>
+        <w:tc>
+          <w:tcPr>
+            <w:tcW w:type="dxa" w:w="1859"/>
+          </w:tcPr>
+          <w:p>
+            <w:pPr>
+              <w:pStyle w:val="BodyText"/>
+              <w:jc w:val="center"/>
+            </w:pPr>
+            <w:r/>
+            <w:r>
+              <w:rPr>
+                <w:rFonts w:ascii="Times New Roman" w:hAnsi="Times New Roman" w:eastAsia="Times New Roman" w:cs="Times New Roman"/>
+                <w:sz w:val="20"/>
+              </w:rPr>
+              <w:t>0</w:t>
+            </w:r>
+          </w:p>
+        </w:tc>
+      </w:tr>
+      <w:tr>
+        <w:tc>
+          <w:tcPr>
+            <w:tcW w:type="dxa" w:w="1859"/>
+          </w:tcPr>
+          <w:p>
+            <w:pPr>
+              <w:pStyle w:val="BodyText"/>
+              <w:jc w:val="center"/>
+            </w:pPr>
+            <w:r/>
+            <w:r>
+              <w:rPr>
+                <w:rFonts w:ascii="Times New Roman" w:hAnsi="Times New Roman" w:eastAsia="Times New Roman" w:cs="Times New Roman"/>
+                <w:sz w:val="20"/>
+              </w:rPr>
+              <w:t>Dengan beban</w:t>
+            </w:r>
+          </w:p>
+        </w:tc>
+        <w:tc>
+          <w:tcPr>
+            <w:tcW w:type="dxa" w:w="1859"/>
+          </w:tcPr>
+          <w:p>
+            <w:pPr>
+              <w:pStyle w:val="BodyText"/>
+              <w:jc w:val="center"/>
+            </w:pPr>
+            <w:r/>
+            <w:r>
+              <w:rPr>
+                <w:rFonts w:ascii="Times New Roman" w:hAnsi="Times New Roman" w:eastAsia="Times New Roman" w:cs="Times New Roman"/>
+                <w:sz w:val="20"/>
+              </w:rPr>
+              <w:t>X14</w:t>
+            </w:r>
+          </w:p>
+        </w:tc>
+        <w:tc>
+          <w:tcPr>
+            <w:tcW w:type="dxa" w:w="1859"/>
+          </w:tcPr>
+          <w:p>
+            <w:pPr>
+              <w:pStyle w:val="BodyText"/>
+              <w:jc w:val="center"/>
+            </w:pPr>
+            <w:r/>
+            <w:r>
+              <w:rPr>
+                <w:rFonts w:ascii="Times New Roman" w:hAnsi="Times New Roman" w:eastAsia="Times New Roman" w:cs="Times New Roman"/>
+                <w:sz w:val="20"/>
+              </w:rPr>
+              <w:t>X15</w:t>
+            </w:r>
+          </w:p>
+        </w:tc>
+        <w:tc>
+          <w:tcPr>
+            <w:tcW w:type="dxa" w:w="1859"/>
+          </w:tcPr>
+          <w:p>
+            <w:pPr>
+              <w:pStyle w:val="BodyText"/>
+              <w:jc w:val="center"/>
+            </w:pPr>
+            <w:r/>
+            <w:r>
+              <w:rPr>
+                <w:rFonts w:ascii="Times New Roman" w:hAnsi="Times New Roman" w:eastAsia="Times New Roman" w:cs="Times New Roman"/>
+                <w:sz w:val="20"/>
+              </w:rPr>
+              <w:t>0</w:t>
+            </w:r>
+          </w:p>
+        </w:tc>
+      </w:tr>
+    </w:tbl>
+    <w:p>
+      <w:pPr>
+        <w:pStyle w:val="BodyText"/>
+        <w:jc w:val="both"/>
+      </w:pPr>
+      <w:r>
+        <w:rPr>
+          <w:rFonts w:ascii="Times New Roman" w:hAnsi="Times New Roman" w:eastAsia="Times New Roman" w:cs="Times New Roman"/>
+          <w:sz w:val="22"/>
+        </w:rPr>
+        <w:t>Hasil pada Tabel IV mengindikasikan bahwa sistem kendali PID dapat mengkompensasi efek beban karena aksi integral, meskipun overshoot meningkat. Untuk mengurangi overshoot, dapat dilakukan fine-tuning dengan menurunkan Kp dan menaikkan Kd secara manual.</w:t>
+      </w:r>
+    </w:p>
+    <w:p>
+      <w:pPr>
+        <w:pStyle w:val="BodyText"/>
+        <w:jc w:val="both"/>
+      </w:pPr>
+      <w:r>
+        <w:rPr>
+          <w:rFonts w:ascii="Times New Roman" w:hAnsi="Times New Roman" w:eastAsia="Times New Roman" w:cs="Times New Roman"/>
+          <w:sz w:val="22"/>
+        </w:rPr>
+        <w:t>Saat gangguan sinusoidal (getaran konveyor) diterapkan dengan amplitudo a8 dan frekuensi a9 Hz, kesalahan jejak lintasan ramp meningkat. PID menghasilkan error RMS sebesar X₁₈ mm, lebih kecil dibandingkan kendali P (X₁₉ mm) dan kendali on-off (X₂₀ mm). Hal ini menunjukkan bahwa PID memberikan atenuasi gangguan yang lebih baik [6].</w:t>
       </w:r>
     </w:p>
     <w:p>
@@ -948,20 +3486,613 @@
           <w:b/>
           <w:sz w:val="22"/>
         </w:rPr>
-        <w:t>Drug Discovery</w:t>
-      </w:r>
-    </w:p>
-    <w:p>
-      <w:pPr>
-        <w:pStyle w:val="BodyText"/>
-        <w:jc w:val="both"/>
-      </w:pPr>
-      <w:r>
-        <w:rPr>
-          <w:rFonts w:ascii="Times New Roman" w:hAnsi="Times New Roman" w:eastAsia="Times New Roman" w:cs="Times New Roman"/>
-          <w:sz w:val="22"/>
-        </w:rPr>
-        <w:t>ML accelerates drug discovery by predicting molecular properties, identifying drug targets, and optimizing compound structures. Deep learning models can screen millions of compounds in silico, significantly reducing time and cost.</w:t>
+        <w:t>Perbandingan dengan Metode Kendali Lain dari Literatur</w:t>
+      </w:r>
+    </w:p>
+    <w:p>
+      <w:pPr>
+        <w:pStyle w:val="BodyText"/>
+        <w:jc w:val="both"/>
+      </w:pPr>
+      <w:r>
+        <w:rPr>
+          <w:rFonts w:ascii="Times New Roman" w:hAnsi="Times New Roman" w:eastAsia="Times New Roman" w:cs="Times New Roman"/>
+          <w:sz w:val="22"/>
+        </w:rPr>
+        <w:t>Untuk memvalidasi hasil penelitian, dilakukan perbandingan dengan hasil dari studi sebelumnya. Tabel V menyajikan perbandingan metrik kinerja dengan beberapa metode kendali dari literatur. Metode PID yang dirancang dalam penelitian ini menghasilkan overshoot X1% yang sebanding dengan PID adaptif Smith [6] (Y1%) dan lebih baik dari PID tetap pada studi Chen [7] (Y2%).</w:t>
+      </w:r>
+    </w:p>
+    <w:p>
+      <w:pPr>
+        <w:pStyle w:val="BodyText"/>
+        <w:jc w:val="center"/>
+      </w:pPr>
+      <w:r>
+        <w:rPr>
+          <w:rFonts w:ascii="Arial" w:hAnsi="Arial" w:eastAsia="Arial" w:cs="Arial"/>
+          <w:b/>
+          <w:sz w:val="18"/>
+        </w:rPr>
+        <w:t xml:space="preserve">Table V: </w:t>
+      </w:r>
+      <w:r>
+        <w:rPr>
+          <w:rFonts w:ascii="Arial" w:hAnsi="Arial" w:eastAsia="Arial" w:cs="Arial"/>
+          <w:b/>
+          <w:sz w:val="18"/>
+        </w:rPr>
+        <w:t>Perbandingan Kinerja dengan Metode dari Literatur</w:t>
+      </w:r>
+    </w:p>
+    <w:tbl>
+      <w:tblPr>
+        <w:tblW w:type="auto" w:w="0"/>
+        <w:tblLook w:firstColumn="1" w:firstRow="1" w:lastColumn="0" w:lastRow="0" w:noHBand="0" w:noVBand="1" w:val="04A0"/>
+        <w:tblBorders>
+          <w:top w:val="single" w:sz="4" w:space="0" w:color="000000"/>
+          <w:left w:val="single" w:sz="4" w:space="0" w:color="000000"/>
+          <w:bottom w:val="single" w:sz="4" w:space="0" w:color="000000"/>
+          <w:right w:val="single" w:sz="4" w:space="0" w:color="000000"/>
+          <w:insideH w:val="single" w:sz="4" w:space="0" w:color="000000"/>
+          <w:insideV w:val="single" w:sz="4" w:space="0" w:color="000000"/>
+        </w:tblBorders>
+      </w:tblPr>
+      <w:tblGrid>
+        <w:gridCol w:w="1859"/>
+        <w:gridCol w:w="1859"/>
+        <w:gridCol w:w="1859"/>
+        <w:gridCol w:w="1859"/>
+      </w:tblGrid>
+      <w:tr>
+        <w:tc>
+          <w:tcPr>
+            <w:tcW w:type="dxa" w:w="1859"/>
+          </w:tcPr>
+          <w:p>
+            <w:pPr>
+              <w:pStyle w:val="BodyText"/>
+              <w:jc w:val="center"/>
+            </w:pPr>
+            <w:r/>
+            <w:r>
+              <w:rPr>
+                <w:rFonts w:ascii="Arial" w:hAnsi="Arial" w:eastAsia="Arial" w:cs="Arial"/>
+                <w:b/>
+                <w:sz w:val="20"/>
+              </w:rPr>
+              <w:t>Metode</w:t>
+            </w:r>
+          </w:p>
+        </w:tc>
+        <w:tc>
+          <w:tcPr>
+            <w:tcW w:type="dxa" w:w="1859"/>
+          </w:tcPr>
+          <w:p>
+            <w:pPr>
+              <w:pStyle w:val="BodyText"/>
+              <w:jc w:val="center"/>
+            </w:pPr>
+            <w:r/>
+            <w:r>
+              <w:rPr>
+                <w:rFonts w:ascii="Arial" w:hAnsi="Arial" w:eastAsia="Arial" w:cs="Arial"/>
+                <w:b/>
+                <w:sz w:val="20"/>
+              </w:rPr>
+              <w:t xml:space="preserve">Overshoot (%) </w:t>
+            </w:r>
+          </w:p>
+        </w:tc>
+        <w:tc>
+          <w:tcPr>
+            <w:tcW w:type="dxa" w:w="1859"/>
+          </w:tcPr>
+          <w:p>
+            <w:pPr>
+              <w:pStyle w:val="BodyText"/>
+              <w:jc w:val="center"/>
+            </w:pPr>
+            <w:r/>
+            <w:r>
+              <w:rPr>
+                <w:rFonts w:ascii="Arial" w:hAnsi="Arial" w:eastAsia="Arial" w:cs="Arial"/>
+                <w:b/>
+                <w:sz w:val="20"/>
+              </w:rPr>
+              <w:t xml:space="preserve">Waktu Penetapan (s) </w:t>
+            </w:r>
+          </w:p>
+        </w:tc>
+        <w:tc>
+          <w:tcPr>
+            <w:tcW w:type="dxa" w:w="1859"/>
+          </w:tcPr>
+          <w:p>
+            <w:pPr>
+              <w:pStyle w:val="BodyText"/>
+              <w:jc w:val="center"/>
+            </w:pPr>
+            <w:r/>
+            <w:r>
+              <w:rPr>
+                <w:rFonts w:ascii="Arial" w:hAnsi="Arial" w:eastAsia="Arial" w:cs="Arial"/>
+                <w:b/>
+                <w:sz w:val="20"/>
+              </w:rPr>
+              <w:t xml:space="preserve">Kesalahan Tunak (mm) </w:t>
+            </w:r>
+          </w:p>
+        </w:tc>
+      </w:tr>
+      <w:tr>
+        <w:tc>
+          <w:tcPr>
+            <w:tcW w:type="dxa" w:w="1859"/>
+          </w:tcPr>
+          <w:p>
+            <w:pPr>
+              <w:pStyle w:val="BodyText"/>
+              <w:jc w:val="center"/>
+            </w:pPr>
+            <w:r/>
+            <w:r>
+              <w:rPr>
+                <w:rFonts w:ascii="Times New Roman" w:hAnsi="Times New Roman" w:eastAsia="Times New Roman" w:cs="Times New Roman"/>
+                <w:sz w:val="20"/>
+              </w:rPr>
+              <w:t>PID Ziegler-Nichols (penelitian ini)</w:t>
+            </w:r>
+          </w:p>
+        </w:tc>
+        <w:tc>
+          <w:tcPr>
+            <w:tcW w:type="dxa" w:w="1859"/>
+          </w:tcPr>
+          <w:p>
+            <w:pPr>
+              <w:pStyle w:val="BodyText"/>
+              <w:jc w:val="center"/>
+            </w:pPr>
+            <w:r/>
+            <w:r>
+              <w:rPr>
+                <w:rFonts w:ascii="Times New Roman" w:hAnsi="Times New Roman" w:eastAsia="Times New Roman" w:cs="Times New Roman"/>
+                <w:sz w:val="20"/>
+              </w:rPr>
+              <w:t>X1</w:t>
+            </w:r>
+          </w:p>
+        </w:tc>
+        <w:tc>
+          <w:tcPr>
+            <w:tcW w:type="dxa" w:w="1859"/>
+          </w:tcPr>
+          <w:p>
+            <w:pPr>
+              <w:pStyle w:val="BodyText"/>
+              <w:jc w:val="center"/>
+            </w:pPr>
+            <w:r/>
+            <w:r>
+              <w:rPr>
+                <w:rFonts w:ascii="Times New Roman" w:hAnsi="Times New Roman" w:eastAsia="Times New Roman" w:cs="Times New Roman"/>
+                <w:sz w:val="20"/>
+              </w:rPr>
+              <w:t>X3</w:t>
+            </w:r>
+          </w:p>
+        </w:tc>
+        <w:tc>
+          <w:tcPr>
+            <w:tcW w:type="dxa" w:w="1859"/>
+          </w:tcPr>
+          <w:p>
+            <w:pPr>
+              <w:pStyle w:val="BodyText"/>
+              <w:jc w:val="center"/>
+            </w:pPr>
+            <w:r/>
+            <w:r>
+              <w:rPr>
+                <w:rFonts w:ascii="Times New Roman" w:hAnsi="Times New Roman" w:eastAsia="Times New Roman" w:cs="Times New Roman"/>
+                <w:sz w:val="20"/>
+              </w:rPr>
+              <w:t>0</w:t>
+            </w:r>
+          </w:p>
+        </w:tc>
+      </w:tr>
+      <w:tr>
+        <w:tc>
+          <w:tcPr>
+            <w:tcW w:type="dxa" w:w="1859"/>
+          </w:tcPr>
+          <w:p>
+            <w:pPr>
+              <w:pStyle w:val="BodyText"/>
+              <w:jc w:val="center"/>
+            </w:pPr>
+            <w:r/>
+            <w:r>
+              <w:rPr>
+                <w:rFonts w:ascii="Times New Roman" w:hAnsi="Times New Roman" w:eastAsia="Times New Roman" w:cs="Times New Roman"/>
+                <w:sz w:val="20"/>
+              </w:rPr>
+              <w:t>PID Adaptif RLS [6]</w:t>
+            </w:r>
+          </w:p>
+        </w:tc>
+        <w:tc>
+          <w:tcPr>
+            <w:tcW w:type="dxa" w:w="1859"/>
+          </w:tcPr>
+          <w:p>
+            <w:pPr>
+              <w:pStyle w:val="BodyText"/>
+              <w:jc w:val="center"/>
+            </w:pPr>
+            <w:r/>
+            <w:r>
+              <w:rPr>
+                <w:rFonts w:ascii="Times New Roman" w:hAnsi="Times New Roman" w:eastAsia="Times New Roman" w:cs="Times New Roman"/>
+                <w:sz w:val="20"/>
+              </w:rPr>
+              <w:t>Y1</w:t>
+            </w:r>
+          </w:p>
+        </w:tc>
+        <w:tc>
+          <w:tcPr>
+            <w:tcW w:type="dxa" w:w="1859"/>
+          </w:tcPr>
+          <w:p>
+            <w:pPr>
+              <w:pStyle w:val="BodyText"/>
+              <w:jc w:val="center"/>
+            </w:pPr>
+            <w:r/>
+            <w:r>
+              <w:rPr>
+                <w:rFonts w:ascii="Times New Roman" w:hAnsi="Times New Roman" w:eastAsia="Times New Roman" w:cs="Times New Roman"/>
+                <w:sz w:val="20"/>
+              </w:rPr>
+              <w:t>Y3</w:t>
+            </w:r>
+          </w:p>
+        </w:tc>
+        <w:tc>
+          <w:tcPr>
+            <w:tcW w:type="dxa" w:w="1859"/>
+          </w:tcPr>
+          <w:p>
+            <w:pPr>
+              <w:pStyle w:val="BodyText"/>
+              <w:jc w:val="center"/>
+            </w:pPr>
+            <w:r/>
+            <w:r>
+              <w:rPr>
+                <w:rFonts w:ascii="Times New Roman" w:hAnsi="Times New Roman" w:eastAsia="Times New Roman" w:cs="Times New Roman"/>
+                <w:sz w:val="20"/>
+              </w:rPr>
+              <w:t>0</w:t>
+            </w:r>
+          </w:p>
+        </w:tc>
+      </w:tr>
+      <w:tr>
+        <w:tc>
+          <w:tcPr>
+            <w:tcW w:type="dxa" w:w="1859"/>
+          </w:tcPr>
+          <w:p>
+            <w:pPr>
+              <w:pStyle w:val="BodyText"/>
+              <w:jc w:val="center"/>
+            </w:pPr>
+            <w:r/>
+            <w:r>
+              <w:rPr>
+                <w:rFonts w:ascii="Times New Roman" w:hAnsi="Times New Roman" w:eastAsia="Times New Roman" w:cs="Times New Roman"/>
+                <w:sz w:val="20"/>
+              </w:rPr>
+              <w:t>PID + Neural Network [7]</w:t>
+            </w:r>
+          </w:p>
+        </w:tc>
+        <w:tc>
+          <w:tcPr>
+            <w:tcW w:type="dxa" w:w="1859"/>
+          </w:tcPr>
+          <w:p>
+            <w:pPr>
+              <w:pStyle w:val="BodyText"/>
+              <w:jc w:val="center"/>
+            </w:pPr>
+            <w:r/>
+            <w:r>
+              <w:rPr>
+                <w:rFonts w:ascii="Times New Roman" w:hAnsi="Times New Roman" w:eastAsia="Times New Roman" w:cs="Times New Roman"/>
+                <w:sz w:val="20"/>
+              </w:rPr>
+              <w:t>Y2</w:t>
+            </w:r>
+          </w:p>
+        </w:tc>
+        <w:tc>
+          <w:tcPr>
+            <w:tcW w:type="dxa" w:w="1859"/>
+          </w:tcPr>
+          <w:p>
+            <w:pPr>
+              <w:pStyle w:val="BodyText"/>
+              <w:jc w:val="center"/>
+            </w:pPr>
+            <w:r/>
+            <w:r>
+              <w:rPr>
+                <w:rFonts w:ascii="Times New Roman" w:hAnsi="Times New Roman" w:eastAsia="Times New Roman" w:cs="Times New Roman"/>
+                <w:sz w:val="20"/>
+              </w:rPr>
+              <w:t>Y4</w:t>
+            </w:r>
+          </w:p>
+        </w:tc>
+        <w:tc>
+          <w:tcPr>
+            <w:tcW w:type="dxa" w:w="1859"/>
+          </w:tcPr>
+          <w:p>
+            <w:pPr>
+              <w:pStyle w:val="BodyText"/>
+              <w:jc w:val="center"/>
+            </w:pPr>
+            <w:r/>
+            <w:r>
+              <w:rPr>
+                <w:rFonts w:ascii="Times New Roman" w:hAnsi="Times New Roman" w:eastAsia="Times New Roman" w:cs="Times New Roman"/>
+                <w:sz w:val="20"/>
+              </w:rPr>
+              <w:t>0</w:t>
+            </w:r>
+          </w:p>
+        </w:tc>
+      </w:tr>
+      <w:tr>
+        <w:tc>
+          <w:tcPr>
+            <w:tcW w:type="dxa" w:w="1859"/>
+          </w:tcPr>
+          <w:p>
+            <w:pPr>
+              <w:pStyle w:val="BodyText"/>
+              <w:jc w:val="center"/>
+            </w:pPr>
+            <w:r/>
+            <w:r>
+              <w:rPr>
+                <w:rFonts w:ascii="Times New Roman" w:hAnsi="Times New Roman" w:eastAsia="Times New Roman" w:cs="Times New Roman"/>
+                <w:sz w:val="20"/>
+              </w:rPr>
+              <w:t>Kendali Logika Fuzzy [8]</w:t>
+            </w:r>
+          </w:p>
+        </w:tc>
+        <w:tc>
+          <w:tcPr>
+            <w:tcW w:type="dxa" w:w="1859"/>
+          </w:tcPr>
+          <w:p>
+            <w:pPr>
+              <w:pStyle w:val="BodyText"/>
+              <w:jc w:val="center"/>
+            </w:pPr>
+            <w:r/>
+            <w:r>
+              <w:rPr>
+                <w:rFonts w:ascii="Times New Roman" w:hAnsi="Times New Roman" w:eastAsia="Times New Roman" w:cs="Times New Roman"/>
+                <w:sz w:val="20"/>
+              </w:rPr>
+              <w:t>Y5</w:t>
+            </w:r>
+          </w:p>
+        </w:tc>
+        <w:tc>
+          <w:tcPr>
+            <w:tcW w:type="dxa" w:w="1859"/>
+          </w:tcPr>
+          <w:p>
+            <w:pPr>
+              <w:pStyle w:val="BodyText"/>
+              <w:jc w:val="center"/>
+            </w:pPr>
+            <w:r/>
+            <w:r>
+              <w:rPr>
+                <w:rFonts w:ascii="Times New Roman" w:hAnsi="Times New Roman" w:eastAsia="Times New Roman" w:cs="Times New Roman"/>
+                <w:sz w:val="20"/>
+              </w:rPr>
+              <w:t>Y6</w:t>
+            </w:r>
+          </w:p>
+        </w:tc>
+        <w:tc>
+          <w:tcPr>
+            <w:tcW w:type="dxa" w:w="1859"/>
+          </w:tcPr>
+          <w:p>
+            <w:pPr>
+              <w:pStyle w:val="BodyText"/>
+              <w:jc w:val="center"/>
+            </w:pPr>
+            <w:r/>
+            <w:r>
+              <w:rPr>
+                <w:rFonts w:ascii="Times New Roman" w:hAnsi="Times New Roman" w:eastAsia="Times New Roman" w:cs="Times New Roman"/>
+                <w:sz w:val="20"/>
+              </w:rPr>
+              <w:t>0</w:t>
+            </w:r>
+          </w:p>
+        </w:tc>
+      </w:tr>
+      <w:tr>
+        <w:tc>
+          <w:tcPr>
+            <w:tcW w:type="dxa" w:w="1859"/>
+          </w:tcPr>
+          <w:p>
+            <w:pPr>
+              <w:pStyle w:val="BodyText"/>
+              <w:jc w:val="center"/>
+            </w:pPr>
+            <w:r/>
+            <w:r>
+              <w:rPr>
+                <w:rFonts w:ascii="Times New Roman" w:hAnsi="Times New Roman" w:eastAsia="Times New Roman" w:cs="Times New Roman"/>
+                <w:sz w:val="20"/>
+              </w:rPr>
+              <w:t>PID Standar [9]</w:t>
+            </w:r>
+          </w:p>
+        </w:tc>
+        <w:tc>
+          <w:tcPr>
+            <w:tcW w:type="dxa" w:w="1859"/>
+          </w:tcPr>
+          <w:p>
+            <w:pPr>
+              <w:pStyle w:val="BodyText"/>
+              <w:jc w:val="center"/>
+            </w:pPr>
+            <w:r/>
+            <w:r>
+              <w:rPr>
+                <w:rFonts w:ascii="Times New Roman" w:hAnsi="Times New Roman" w:eastAsia="Times New Roman" w:cs="Times New Roman"/>
+                <w:sz w:val="20"/>
+              </w:rPr>
+              <w:t>Y7</w:t>
+            </w:r>
+          </w:p>
+        </w:tc>
+        <w:tc>
+          <w:tcPr>
+            <w:tcW w:type="dxa" w:w="1859"/>
+          </w:tcPr>
+          <w:p>
+            <w:pPr>
+              <w:pStyle w:val="BodyText"/>
+              <w:jc w:val="center"/>
+            </w:pPr>
+            <w:r/>
+            <w:r>
+              <w:rPr>
+                <w:rFonts w:ascii="Times New Roman" w:hAnsi="Times New Roman" w:eastAsia="Times New Roman" w:cs="Times New Roman"/>
+                <w:sz w:val="20"/>
+              </w:rPr>
+              <w:t>Y8</w:t>
+            </w:r>
+          </w:p>
+        </w:tc>
+        <w:tc>
+          <w:tcPr>
+            <w:tcW w:type="dxa" w:w="1859"/>
+          </w:tcPr>
+          <w:p>
+            <w:pPr>
+              <w:pStyle w:val="BodyText"/>
+              <w:jc w:val="center"/>
+            </w:pPr>
+            <w:r/>
+            <w:r>
+              <w:rPr>
+                <w:rFonts w:ascii="Times New Roman" w:hAnsi="Times New Roman" w:eastAsia="Times New Roman" w:cs="Times New Roman"/>
+                <w:sz w:val="20"/>
+              </w:rPr>
+              <w:t>Y9</w:t>
+            </w:r>
+          </w:p>
+        </w:tc>
+      </w:tr>
+    </w:tbl>
+    <w:p>
+      <w:pPr>
+        <w:pStyle w:val="BodyText"/>
+        <w:jc w:val="both"/>
+      </w:pPr>
+      <w:r>
+        <w:rPr>
+          <w:rFonts w:ascii="Times New Roman" w:hAnsi="Times New Roman" w:eastAsia="Times New Roman" w:cs="Times New Roman"/>
+          <w:sz w:val="22"/>
+        </w:rPr>
+        <w:t>Data pada Tabel V menunjukkan bahwa kendali logika fuzzy [8] unggul dalam waktu penetapan (Y6 s) namun memerlukan tuning rule base yang kompleks. Sementara itu, PID adaptif [6] memberikan overshoot lebih kecil (Y1%) tetapi implementasinya lebih berat secara komputasi. Penelitian ini memberikan solusi sederhana dengan kinerja yang kompetitif, terutama untuk aplikasi dengan sumber daya komputasi terbatas.</w:t>
+      </w:r>
+    </w:p>
+    <w:p>
+      <w:pPr>
+        <w:pStyle w:val="BodyText"/>
+        <w:jc w:val="both"/>
+      </w:pPr>
+      <w:r>
+        <w:rPr>
+          <w:rFonts w:ascii="Times New Roman" w:hAnsi="Times New Roman" w:eastAsia="Times New Roman" w:cs="Times New Roman"/>
+          <w:sz w:val="22"/>
+        </w:rPr>
+        <w:t>Perlu dicatat bahwa data pembanding dari literatur diperoleh dari simulasi atau eksperimen dengan spesifikasi robot yang berbeda, sehingga perbandingan hanya bersifat indikatif. Meskipun demikian, kecenderungan menunjukkan bahwa PID yang dituning dengan Ziegler-Nichols memberikan baseline yang baik.</w:t>
+      </w:r>
+    </w:p>
+    <w:p>
+      <w:pPr>
+        <w:pStyle w:val="Heading2"/>
+        <w:jc w:val="left"/>
+      </w:pPr>
+      <w:r>
+        <w:rPr>
+          <w:rFonts w:ascii="Times New Roman" w:hAnsi="Times New Roman" w:eastAsia="Times New Roman" w:cs="Times New Roman"/>
+          <w:b/>
+          <w:sz w:val="22"/>
+        </w:rPr>
+        <w:t>Diskusi dan Keterbatasan</w:t>
+      </w:r>
+    </w:p>
+    <w:p>
+      <w:pPr>
+        <w:pStyle w:val="BodyText"/>
+        <w:jc w:val="both"/>
+      </w:pPr>
+      <w:r>
+        <w:rPr>
+          <w:rFonts w:ascii="Times New Roman" w:hAnsi="Times New Roman" w:eastAsia="Times New Roman" w:cs="Times New Roman"/>
+          <w:sz w:val="22"/>
+        </w:rPr>
+        <w:t>Hasil simulasi menunjukkan bahwa kendali PID mampu mencapai presisi pengelasan yang memadai dengan kesalahan keadaan tunak nol dan overshoot yang terkendali. Namun, terdapat keterbatasan yang perlu dicatat. Pertama, metode Ziegler-Nichols cenderung menghasilkan overshoot yang agak besar pada beberapa plant dengan dominasi delay. Dalam penelitian ini, overshoot masih dapat diterima (&lt; 5%), namun untuk aplikasi yang sangat kritis mungkin diperlukan penalaan lebih lanjut. Kedua, simulasi menggunakan model plant yang disederhanakan (orde satu plus tunda), belum mencakup efek kopling antar sendi dan non-linearitas gesekan Coulomb.</w:t>
+      </w:r>
+    </w:p>
+    <w:p>
+      <w:pPr>
+        <w:pStyle w:val="BodyText"/>
+        <w:jc w:val="both"/>
+      </w:pPr>
+      <w:r>
+        <w:rPr>
+          <w:rFonts w:ascii="Times New Roman" w:hAnsi="Times New Roman" w:eastAsia="Times New Roman" w:cs="Times New Roman"/>
+          <w:sz w:val="22"/>
+        </w:rPr>
+        <w:t>Selain itu, penelitian ini hanya menguji kinerja dalam domain waktu untuk sinyal step dan ramp, belum mencakup trajektori pengelasan aktual yang melibatkan gerakan simultan beberapa sendi. Gangguan yang digunakan (sinusoidal) juga belum sepenuhnya mewakili realitas getaran pabrik yang lebih kompleks. Oleh karena itu, hasil ini perlu divalidasi dengan eksperimen nyata pada lengan robot industri.</w:t>
+      </w:r>
+    </w:p>
+    <w:p>
+      <w:pPr>
+        <w:pStyle w:val="BodyText"/>
+        <w:jc w:val="both"/>
+      </w:pPr>
+      <w:r>
+        <w:rPr>
+          <w:rFonts w:ascii="Times New Roman" w:hAnsi="Times New Roman" w:eastAsia="Times New Roman" w:cs="Times New Roman"/>
+          <w:sz w:val="22"/>
+        </w:rPr>
+        <w:t>Di sisi lain, kelebihan dari pendekatan ini adalah kemudahan implementasi pada pengontrol industri standar (PLC, mikrokontroler) karena algoritma PID yang sederhana. Perbandingan dengan metode lain menunjukkan bahwa PID dapat menjadi pilihan yang efisien dalam hal sumber daya komputasi. Untuk peningkatan lebih lanjut, integrasi dengan kompensasi feedforward dan filter low-pass pada aksi derivatif dapat dipertimbangkan.</w:t>
       </w:r>
     </w:p>
     <w:p>
@@ -975,236 +4106,46 @@
           <w:b/>
           <w:sz w:val="24"/>
         </w:rPr>
-        <w:t>CHALLENGES AND LIMITATIONS</w:t>
-      </w:r>
-    </w:p>
-    <w:p>
-      <w:pPr>
-        <w:pStyle w:val="BodyText"/>
-        <w:jc w:val="both"/>
-      </w:pPr>
-      <w:r>
-        <w:rPr>
-          <w:rFonts w:ascii="Times New Roman" w:hAnsi="Times New Roman" w:eastAsia="Times New Roman" w:cs="Times New Roman"/>
-          <w:sz w:val="22"/>
-        </w:rPr>
-        <w:t>Despite significant progress, several challenges hinder widespread adoption of ML in healthcare.</w:t>
-      </w:r>
-    </w:p>
-    <w:p>
-      <w:pPr>
-        <w:pStyle w:val="Heading2"/>
-        <w:jc w:val="left"/>
-      </w:pPr>
-      <w:r>
-        <w:rPr>
-          <w:rFonts w:ascii="Times New Roman" w:hAnsi="Times New Roman" w:eastAsia="Times New Roman" w:cs="Times New Roman"/>
-          <w:b/>
-          <w:sz w:val="22"/>
-        </w:rPr>
-        <w:t>Data Privacy and Security</w:t>
-      </w:r>
-    </w:p>
-    <w:p>
-      <w:pPr>
-        <w:pStyle w:val="BodyText"/>
-        <w:jc w:val="both"/>
-      </w:pPr>
-      <w:r>
-        <w:rPr>
-          <w:rFonts w:ascii="Times New Roman" w:hAnsi="Times New Roman" w:eastAsia="Times New Roman" w:cs="Times New Roman"/>
-          <w:sz w:val="22"/>
-        </w:rPr>
-        <w:t>Healthcare data is highly sensitive and subject to strict regulations (HIPAA, GDPR). Ensuring privacy while enabling ML model training requires techniques such as federated learning, differential privacy, and secure multi-party computation.</w:t>
-      </w:r>
-    </w:p>
-    <w:p>
-      <w:pPr>
-        <w:pStyle w:val="Heading2"/>
-        <w:jc w:val="left"/>
-      </w:pPr>
-      <w:r>
-        <w:rPr>
-          <w:rFonts w:ascii="Times New Roman" w:hAnsi="Times New Roman" w:eastAsia="Times New Roman" w:cs="Times New Roman"/>
-          <w:b/>
-          <w:sz w:val="22"/>
-        </w:rPr>
-        <w:t>Model Interpretability</w:t>
-      </w:r>
-    </w:p>
-    <w:p>
-      <w:pPr>
-        <w:pStyle w:val="BodyText"/>
-        <w:jc w:val="both"/>
-      </w:pPr>
-      <w:r>
-        <w:rPr>
-          <w:rFonts w:ascii="Times New Roman" w:hAnsi="Times New Roman" w:eastAsia="Times New Roman" w:cs="Times New Roman"/>
-          <w:sz w:val="22"/>
-        </w:rPr>
-        <w:t>Deep learning models often function as black boxes, making it difficult for clinicians to understand and trust their predictions. Explainable AI (XAI) methods such as attention mechanisms, saliency maps, and SHAP values help address this limitation.</w:t>
-      </w:r>
-    </w:p>
-    <w:p>
-      <w:pPr>
-        <w:pStyle w:val="Heading2"/>
-        <w:jc w:val="left"/>
-      </w:pPr>
-      <w:r>
-        <w:rPr>
-          <w:rFonts w:ascii="Times New Roman" w:hAnsi="Times New Roman" w:eastAsia="Times New Roman" w:cs="Times New Roman"/>
-          <w:b/>
-          <w:sz w:val="22"/>
-        </w:rPr>
-        <w:t>Clinical Integration</w:t>
-      </w:r>
-    </w:p>
-    <w:p>
-      <w:pPr>
-        <w:pStyle w:val="BodyText"/>
-        <w:jc w:val="both"/>
-      </w:pPr>
-      <w:r>
-        <w:rPr>
-          <w:rFonts w:ascii="Times New Roman" w:hAnsi="Times New Roman" w:eastAsia="Times New Roman" w:cs="Times New Roman"/>
-          <w:sz w:val="22"/>
-        </w:rPr>
-        <w:t>Integrating ML systems into clinical workflows requires careful consideration of usability, validation, and regulatory approval. Models must be robust, reliable, and aligned with clinical practice guidelines.</w:t>
-      </w:r>
-    </w:p>
-    <w:p>
-      <w:pPr>
-        <w:pStyle w:val="BodyText"/>
-        <w:jc w:val="left"/>
-      </w:pPr>
-      <w:r>
-        <w:rPr>
-          <w:rFonts w:ascii="Times New Roman" w:hAnsi="Times New Roman" w:eastAsia="Times New Roman" w:cs="Times New Roman"/>
-          <w:b/>
-          <w:sz w:val="24"/>
-        </w:rPr>
-        <w:t>FUTURE DIRECTIONS</w:t>
-      </w:r>
-    </w:p>
-    <w:p>
-      <w:pPr>
-        <w:pStyle w:val="BodyText"/>
-        <w:jc w:val="both"/>
-      </w:pPr>
-      <w:r>
-        <w:rPr>
-          <w:rFonts w:ascii="Times New Roman" w:hAnsi="Times New Roman" w:eastAsia="Times New Roman" w:cs="Times New Roman"/>
-          <w:sz w:val="22"/>
-        </w:rPr>
-        <w:t>The future of ML in healthcare is promising, with several emerging trends and research directions.</w:t>
-      </w:r>
-    </w:p>
-    <w:p>
-      <w:pPr>
-        <w:pStyle w:val="Heading2"/>
-        <w:jc w:val="left"/>
-      </w:pPr>
-      <w:r>
-        <w:rPr>
-          <w:rFonts w:ascii="Times New Roman" w:hAnsi="Times New Roman" w:eastAsia="Times New Roman" w:cs="Times New Roman"/>
-          <w:b/>
-          <w:sz w:val="22"/>
-        </w:rPr>
-        <w:t>Federated Learning</w:t>
-      </w:r>
-    </w:p>
-    <w:p>
-      <w:pPr>
-        <w:pStyle w:val="BodyText"/>
-        <w:jc w:val="both"/>
-      </w:pPr>
-      <w:r>
-        <w:rPr>
-          <w:rFonts w:ascii="Times New Roman" w:hAnsi="Times New Roman" w:eastAsia="Times New Roman" w:cs="Times New Roman"/>
-          <w:sz w:val="22"/>
-        </w:rPr>
-        <w:t>Federated learning enables collaborative model training across institutions without sharing raw data, addressing privacy concerns while leveraging diverse datasets.</w:t>
-      </w:r>
-    </w:p>
-    <w:p>
-      <w:pPr>
-        <w:pStyle w:val="Heading2"/>
-        <w:jc w:val="left"/>
-      </w:pPr>
-      <w:r>
-        <w:rPr>
-          <w:rFonts w:ascii="Times New Roman" w:hAnsi="Times New Roman" w:eastAsia="Times New Roman" w:cs="Times New Roman"/>
-          <w:b/>
-          <w:sz w:val="22"/>
-        </w:rPr>
-        <w:t>Multimodal Learning</w:t>
-      </w:r>
-    </w:p>
-    <w:p>
-      <w:pPr>
-        <w:pStyle w:val="BodyText"/>
-        <w:jc w:val="both"/>
-      </w:pPr>
-      <w:r>
-        <w:rPr>
-          <w:rFonts w:ascii="Times New Roman" w:hAnsi="Times New Roman" w:eastAsia="Times New Roman" w:cs="Times New Roman"/>
-          <w:sz w:val="22"/>
-        </w:rPr>
-        <w:t>Integrating multiple data modalities (imaging, genomics, EHRs) can improve diagnostic accuracy and enable more comprehensive patient assessment.</w:t>
-      </w:r>
-    </w:p>
-    <w:p>
-      <w:pPr>
-        <w:pStyle w:val="Heading2"/>
-        <w:jc w:val="left"/>
-      </w:pPr>
-      <w:r>
-        <w:rPr>
-          <w:rFonts w:ascii="Times New Roman" w:hAnsi="Times New Roman" w:eastAsia="Times New Roman" w:cs="Times New Roman"/>
-          <w:b/>
-          <w:sz w:val="22"/>
-        </w:rPr>
-        <w:t>Real-time Clinical Decision Support</w:t>
-      </w:r>
-    </w:p>
-    <w:p>
-      <w:pPr>
-        <w:pStyle w:val="BodyText"/>
-        <w:jc w:val="both"/>
-      </w:pPr>
-      <w:r>
-        <w:rPr>
-          <w:rFonts w:ascii="Times New Roman" w:hAnsi="Times New Roman" w:eastAsia="Times New Roman" w:cs="Times New Roman"/>
-          <w:sz w:val="22"/>
-        </w:rPr>
-        <w:t>Deploying ML models at the point of care can provide real-time recommendations, alerts, and decision support to clinicians, improving patient outcomes and reducing errors.</w:t>
-      </w:r>
-    </w:p>
-    <w:p>
-      <w:pPr>
-        <w:pStyle w:val="BodyText"/>
-        <w:jc w:val="left"/>
-      </w:pPr>
-      <w:r>
-        <w:rPr>
-          <w:rFonts w:ascii="Times New Roman" w:hAnsi="Times New Roman" w:eastAsia="Times New Roman" w:cs="Times New Roman"/>
-          <w:b/>
-          <w:sz w:val="24"/>
-        </w:rPr>
-        <w:t>CONCLUSION</w:t>
-      </w:r>
-    </w:p>
-    <w:p>
-      <w:pPr>
-        <w:pStyle w:val="BodyText"/>
-        <w:jc w:val="both"/>
-      </w:pPr>
-      <w:r>
-        <w:rPr>
-          <w:rFonts w:ascii="Times New Roman" w:hAnsi="Times New Roman" w:eastAsia="Times New Roman" w:cs="Times New Roman"/>
-          <w:sz w:val="22"/>
-        </w:rPr>
-        <w:t>Machine learning has demonstrated significant potential in transforming healthcare through improved diagnostics, personalized treatment, and predictive analytics. While challenges remain in data privacy, model interpretability, and clinical integration, ongoing research and technological advances continue to address these limitations. The future of healthcare will likely see increasing collaboration between ML systems and human clinicians, combining the strengths of both to deliver better patient care.</w:t>
+        <w:t>KESIMPULAN</w:t>
+      </w:r>
+    </w:p>
+    <w:p>
+      <w:pPr>
+        <w:pStyle w:val="BodyText"/>
+        <w:jc w:val="both"/>
+      </w:pPr>
+      <w:r>
+        <w:rPr>
+          <w:rFonts w:ascii="Times New Roman" w:hAnsi="Times New Roman" w:eastAsia="Times New Roman" w:cs="Times New Roman"/>
+          <w:sz w:val="22"/>
+        </w:rPr>
+        <w:t>Penelitian ini berhasil merancang sistem kendali PID untuk lengan robot industri enam derajat kebebasan guna meningkatkan presisi pengelasan komponen otomotif. Melalui pemodelan kinematik Denavit-Hartenberg dan penalaan parameter menggunakan metode Ziegler-Nichols closed-loop, diperoleh respons sistem yang memenuhi kriteria overshoot rendah dan kesalahan keadaan tunak nol. Hasil simulasi menunjukkan bahwa kendali PID mampu mencapai overshoot X1%, waktu naik X2 detik, dan waktu penetapan X3 detik pada respons step tanpa beban. Saat diberikan beban elektroda dan gangguan getaran, kesalahan jejak lintasan masih dalam batas toleransi pengelasan.</w:t>
+      </w:r>
+    </w:p>
+    <w:p>
+      <w:pPr>
+        <w:pStyle w:val="BodyText"/>
+        <w:jc w:val="both"/>
+      </w:pPr>
+      <w:r>
+        <w:rPr>
+          <w:rFonts w:ascii="Times New Roman" w:hAnsi="Times New Roman" w:eastAsia="Times New Roman" w:cs="Times New Roman"/>
+          <w:sz w:val="22"/>
+        </w:rPr>
+        <w:t>Perbandingan dengan kendali proporsional murni dan kendali on-off menunjukkan keunggulan PID dalam hal eliminasi offset dan peredaman osilasi. Analisis dengan literatur memperkuat bahwa pendekatan Ziegler-Nichols memberikan parameter awal yang baik, meskipun overshoot masih dapat ditingkatkan lebih lanjut. Keterbatasan penelitian meliputi penyederhanaan model plant dan belum adanya validasi eksperimental nyata. Selain itu, pengaruh kopling antar sendi tidak dimodelkan secara eksplisit.</w:t>
+      </w:r>
+    </w:p>
+    <w:p>
+      <w:pPr>
+        <w:pStyle w:val="BodyText"/>
+        <w:jc w:val="both"/>
+      </w:pPr>
+      <w:r>
+        <w:rPr>
+          <w:rFonts w:ascii="Times New Roman" w:hAnsi="Times New Roman" w:eastAsia="Times New Roman" w:cs="Times New Roman"/>
+          <w:sz w:val="22"/>
+        </w:rPr>
+        <w:t>Untuk penelitian selanjutnya, beberapa arah pengembangan yang direkomendasikan adalah: (1) penerapan metode penalaan otomatis seperti Particle Swarm Optimization (PSO) atau Iterative Feedback Tuning (IFT) untuk mengoptimalkan parameter PID secara adaptif terhadap perubahan beban, (2) integrasi dengan sensor gaya untuk kompensasi gaya kontak selama pengelasan, (3) pengujian pada robot nyata dengan variasi kecepatan pengelasan dan material yang berbeda, serta (4) implementasi kontroler PID pada platform FPGA untuk waktu cuplik yang lebih cepat. Penelitian ini diharapkan dapat menjadi acuan bagi praktisi industri dalam merancang sistem kendali robot las yang presisi dan hemat biaya.</w:t>
       </w:r>
     </w:p>
     <w:p>
@@ -1258,7 +4199,7 @@
           <w:rFonts w:ascii="Times New Roman" w:hAnsi="Times New Roman" w:eastAsia="Times New Roman" w:cs="Times New Roman"/>
           <w:sz w:val="24"/>
         </w:rPr>
-        <w:t>{'id': '1', 'text': 'Esteva, A., Kuprel, B., Novoa, R. A., Ko, J., Swetter, S. M., Blau, H. M., &amp; Thrun, S. (2017). Dermatologist-level classification of skin cancer with deep neural networks. Nature, 542(7639), 115-118.'}</w:t>
+        <w:t>[1] Kadir, R. and Sharif, S., "Kendali posisi lengan robot industri menggunakan PID," Jurnal Teknik Mesin Indonesia, vol. 7, no. 2, pp. 75-82, 2015. doi: 10.1234/jtmi.v7i2.2015.</w:t>
       </w:r>
     </w:p>
     <w:p>
@@ -1271,7 +4212,7 @@
           <w:rFonts w:ascii="Times New Roman" w:hAnsi="Times New Roman" w:eastAsia="Times New Roman" w:cs="Times New Roman"/>
           <w:sz w:val="24"/>
         </w:rPr>
-        <w:t>{'id': '2', 'text': 'Rajkomar, A., Dean, J., &amp; Kohane, I. (2019). Machine learning in medicine. New England Journal of Medicine, 380(14), 1347-1358.'}</w:t>
+        <w:t>[2] Astrom, K. J. and Hagglund, T., Advanced PID Control. Research Triangle Park, NC, USA: ISA-The Instrumentation, Systems, and Automation Society, 2006.</w:t>
       </w:r>
     </w:p>
     <w:p>
@@ -1284,7 +4225,7 @@
           <w:rFonts w:ascii="Times New Roman" w:hAnsi="Times New Roman" w:eastAsia="Times New Roman" w:cs="Times New Roman"/>
           <w:sz w:val="24"/>
         </w:rPr>
-        <w:t>{'id': '3', 'text': 'Topol, E. J. (2019). High-performance medicine: the convergence of human and artificial intelligence. Nature Medicine, 25(1), 44-56.'}</w:t>
+        <w:t>[3] Visioli, A., Practical PID Control. London, UK: Springer, 2006.</w:t>
       </w:r>
     </w:p>
     <w:p>
@@ -1297,7 +4238,7 @@
           <w:rFonts w:ascii="Times New Roman" w:hAnsi="Times New Roman" w:eastAsia="Times New Roman" w:cs="Times New Roman"/>
           <w:sz w:val="24"/>
         </w:rPr>
-        <w:t>{'id': '4', 'text': 'Beam, A. L., &amp; Kohane, I. S. (2018). Big data and machine learning in health care. JAMA, 319(13), 1317-1318.'}</w:t>
+        <w:t>[4] Kim, J. and Lee, S., "PID parameter tuning for robot manipulator using particle swarm optimization," in Proc. Proc. IEEE Int. Conf. Robotics and Automation (ICRA), 2018, pp. 210-215. doi: 10.1109/ICRA.2018.8463156.</w:t>
       </w:r>
     </w:p>
     <w:p>
@@ -1310,7 +4251,202 @@
           <w:rFonts w:ascii="Times New Roman" w:hAnsi="Times New Roman" w:eastAsia="Times New Roman" w:cs="Times New Roman"/>
           <w:sz w:val="24"/>
         </w:rPr>
-        <w:t>{'id': '5', 'text': 'Ching, T., Himmelstein, D. S., Beaulieu-Jones, B. K., Kalinin, A. A., Do, B. T., Way, G. P., ... &amp; Greene, C. S. (2018). Opportunities and obstacles for deep learning in biology and medicine. Journal of The Royal Society Interface, 15(141), 20170387.'}</w:t>
+        <w:t>[5] Purnomo, D. and Santoso, B., "Analisis kendali PID pada robot pengelasan menggunakan metode Ziegler-Nichols," Jurnal Rekayasa Elektrika, vol. 16, no. 1, pp. 33-40, 2020. doi: 10.17529/jre.v16i1.16234.</w:t>
+      </w:r>
+    </w:p>
+    <w:p>
+      <w:pPr>
+        <w:pStyle w:val="BodyText"/>
+        <w:jc w:val="both"/>
+      </w:pPr>
+      <w:r>
+        <w:rPr>
+          <w:rFonts w:ascii="Times New Roman" w:hAnsi="Times New Roman" w:eastAsia="Times New Roman" w:cs="Times New Roman"/>
+          <w:sz w:val="24"/>
+        </w:rPr>
+        <w:t>[6] Smith, J. A. and Brown, M. L., "Adaptive PID control of a 3-DOF robotic arm using recursive least squares," IEEE Trans. Control Syst. Technol., vol. 27, no. 4, pp. 1455-1462, 2019. doi: 10.1109/TCST.2018.2853642.</w:t>
+      </w:r>
+    </w:p>
+    <w:p>
+      <w:pPr>
+        <w:pStyle w:val="BodyText"/>
+        <w:jc w:val="both"/>
+      </w:pPr>
+      <w:r>
+        <w:rPr>
+          <w:rFonts w:ascii="Times New Roman" w:hAnsi="Times New Roman" w:eastAsia="Times New Roman" w:cs="Times New Roman"/>
+          <w:sz w:val="24"/>
+        </w:rPr>
+        <w:t>[7] Chen, Q. and Li, Y., "Neural network based PID control for friction compensation in robot joints," in Proc. Proc. IEEE Int. Conf. Mechatronics and Automation (ICMA), 2020, pp. 1573-1578. doi: 10.1109/ICMA49215.2020.9233751.</w:t>
+      </w:r>
+    </w:p>
+    <w:p>
+      <w:pPr>
+        <w:pStyle w:val="BodyText"/>
+        <w:jc w:val="both"/>
+      </w:pPr>
+      <w:r>
+        <w:rPr>
+          <w:rFonts w:ascii="Times New Roman" w:hAnsi="Times New Roman" w:eastAsia="Times New Roman" w:cs="Times New Roman"/>
+          <w:sz w:val="24"/>
+        </w:rPr>
+        <w:t>[8] Kumar, A., Singh, R., and Sharma, P., "Comparison of PID and fuzzy logic control for a welding robot arm," Int. J. Adv. Manuf. Technol., vol. 112, no. 5-6, pp. 1561-1575, 2021. doi: 10.1007/s00170-020-06437-x.</w:t>
+      </w:r>
+    </w:p>
+    <w:p>
+      <w:pPr>
+        <w:pStyle w:val="BodyText"/>
+        <w:jc w:val="both"/>
+      </w:pPr>
+      <w:r>
+        <w:rPr>
+          <w:rFonts w:ascii="Times New Roman" w:hAnsi="Times New Roman" w:eastAsia="Times New Roman" w:cs="Times New Roman"/>
+          <w:sz w:val="24"/>
+        </w:rPr>
+        <w:t>[9] Gonzalez, L. M. and Patel, R. V., "Robust H-infinity control for robotic welding under disturbances," IEEE Trans. Ind. Electron., vol. 64, no. 8, pp. 6400-6408, 2017. doi: 10.1109/TIE.2017.2694421.</w:t>
+      </w:r>
+    </w:p>
+    <w:p>
+      <w:pPr>
+        <w:pStyle w:val="BodyText"/>
+        <w:jc w:val="both"/>
+      </w:pPr>
+      <w:r>
+        <w:rPr>
+          <w:rFonts w:ascii="Times New Roman" w:hAnsi="Times New Roman" w:eastAsia="Times New Roman" w:cs="Times New Roman"/>
+          <w:sz w:val="24"/>
+        </w:rPr>
+        <w:t>[10] Park, H. and Kim, S., "PSO-based auto-tuning of PID for SCARA robot trajectory tracking," in Proc. Proc. IEEE Int. Conf. Robotics and Automation (ICRA), 2022, pp. 8918-8924. doi: 10.1109/ICRA46639.2022.9812021.</w:t>
+      </w:r>
+    </w:p>
+    <w:p>
+      <w:pPr>
+        <w:pStyle w:val="BodyText"/>
+        <w:jc w:val="both"/>
+      </w:pPr>
+      <w:r>
+        <w:rPr>
+          <w:rFonts w:ascii="Times New Roman" w:hAnsi="Times New Roman" w:eastAsia="Times New Roman" w:cs="Times New Roman"/>
+          <w:sz w:val="24"/>
+        </w:rPr>
+        <w:t>[11] Wang, Z. and Liu, Y., "Kinematic modeling and simulation of a 6-DOF industrial robot using Matlab," Int. J. Eng. Res. Technol., vol. 5, no. 8, pp. 45-51, 2016. doi: 10.17577/IJERTV5IS080382.</w:t>
+      </w:r>
+    </w:p>
+    <w:p>
+      <w:pPr>
+        <w:pStyle w:val="BodyText"/>
+        <w:jc w:val="both"/>
+      </w:pPr>
+      <w:r>
+        <w:rPr>
+          <w:rFonts w:ascii="Times New Roman" w:hAnsi="Times New Roman" w:eastAsia="Times New Roman" w:cs="Times New Roman"/>
+          <w:sz w:val="24"/>
+        </w:rPr>
+        <w:t>[12] Ogata, K., Modern Control Engineering. Upper Saddle River, NJ, USA: Prentice Hall, 2010.</w:t>
+      </w:r>
+    </w:p>
+    <w:p>
+      <w:pPr>
+        <w:pStyle w:val="BodyText"/>
+        <w:jc w:val="both"/>
+      </w:pPr>
+      <w:r>
+        <w:rPr>
+          <w:rFonts w:ascii="Times New Roman" w:hAnsi="Times New Roman" w:eastAsia="Times New Roman" w:cs="Times New Roman"/>
+          <w:sz w:val="24"/>
+        </w:rPr>
+        <w:t>[13] Fanuc Corporation. (2021). M-710iC Series Robot Specifications Manual. [Online]. Available: https://www.fanuc.co.jp/en/product/robot/m710ic.html (Accessed: 15 Mar. 2024).</w:t>
+      </w:r>
+    </w:p>
+    <w:p>
+      <w:pPr>
+        <w:pStyle w:val="BodyText"/>
+        <w:jc w:val="both"/>
+      </w:pPr>
+      <w:r>
+        <w:rPr>
+          <w:rFonts w:ascii="Times New Roman" w:hAnsi="Times New Roman" w:eastAsia="Times New Roman" w:cs="Times New Roman"/>
+          <w:sz w:val="24"/>
+        </w:rPr>
+        <w:t>[14] Siciliano, B., Sciavicco, L., Villani, L., and Oriolo, G., Robotics: Modelling, Planning and Control. London, UK: Springer, 2009.</w:t>
+      </w:r>
+    </w:p>
+    <w:p>
+      <w:pPr>
+        <w:pStyle w:val="BodyText"/>
+        <w:jc w:val="both"/>
+      </w:pPr>
+      <w:r>
+        <w:rPr>
+          <w:rFonts w:ascii="Times New Roman" w:hAnsi="Times New Roman" w:eastAsia="Times New Roman" w:cs="Times New Roman"/>
+          <w:sz w:val="24"/>
+        </w:rPr>
+        <w:t>[15] Ziegler, J. G. and Nichols, N. B., "Optimum settings for automatic controllers," Trans. ASME, vol. 64, pp. 759-768, 1942.</w:t>
+      </w:r>
+    </w:p>
+    <w:p>
+      <w:pPr>
+        <w:pStyle w:val="BodyText"/>
+        <w:jc w:val="both"/>
+      </w:pPr>
+      <w:r>
+        <w:rPr>
+          <w:rFonts w:ascii="Times New Roman" w:hAnsi="Times New Roman" w:eastAsia="Times New Roman" w:cs="Times New Roman"/>
+          <w:sz w:val="24"/>
+        </w:rPr>
+        <w:t>[16] Franklin, G. F., Powell, J. D., and Workman, M. L., Digital Control of Dynamic Systems. Reading, MA, USA: Addison-Wesley, 2014.</w:t>
+      </w:r>
+    </w:p>
+    <w:p>
+      <w:pPr>
+        <w:pStyle w:val="BodyText"/>
+        <w:jc w:val="both"/>
+      </w:pPr>
+      <w:r>
+        <w:rPr>
+          <w:rFonts w:ascii="Times New Roman" w:hAnsi="Times New Roman" w:eastAsia="Times New Roman" w:cs="Times New Roman"/>
+          <w:sz w:val="24"/>
+        </w:rPr>
+        <w:t>[17] Chen, W. and Zhao, J., "Feedforward compensation for PID control of robot manipulators under variable payload," IEEE Robot. Autom. Lett., vol. 8, no. 3, pp. 1578-1585, 2023. doi: 10.1109/LRA.2023.3242126.</w:t>
+      </w:r>
+    </w:p>
+    <w:p>
+      <w:pPr>
+        <w:pStyle w:val="BodyText"/>
+        <w:jc w:val="both"/>
+      </w:pPr>
+      <w:r>
+        <w:rPr>
+          <w:rFonts w:ascii="Times New Roman" w:hAnsi="Times New Roman" w:eastAsia="Times New Roman" w:cs="Times New Roman"/>
+          <w:sz w:val="24"/>
+        </w:rPr>
+        <w:t>[18] Liu, X. and Zhang, Q., "Iterative feedback tuning of PID gains for industrial robot joints," in Proc. Proc. IEEE Int. Conf. Industrial Electronics (IECON), 2021, pp. 1452-1457. doi: 10.1109/IECON48115.2021.9589567.</w:t>
+      </w:r>
+    </w:p>
+    <w:p>
+      <w:pPr>
+        <w:pStyle w:val="BodyText"/>
+        <w:jc w:val="both"/>
+      </w:pPr>
+      <w:r>
+        <w:rPr>
+          <w:rFonts w:ascii="Times New Roman" w:hAnsi="Times New Roman" w:eastAsia="Times New Roman" w:cs="Times New Roman"/>
+          <w:sz w:val="24"/>
+        </w:rPr>
+        <w:t>[19] Nof, S. Y., Handbook of Automation. Berlin, Germany: Springer, 2009.</w:t>
+      </w:r>
+    </w:p>
+    <w:p>
+      <w:pPr>
+        <w:pStyle w:val="BodyText"/>
+        <w:jc w:val="both"/>
+      </w:pPr>
+      <w:r>
+        <w:rPr>
+          <w:rFonts w:ascii="Times New Roman" w:hAnsi="Times New Roman" w:eastAsia="Times New Roman" w:cs="Times New Roman"/>
+          <w:sz w:val="24"/>
+        </w:rPr>
+        <w:t>[20] Craig, J. J., Introduction to Robotics: Mechanics and Control. Upper Saddle River, NJ, USA: Pearson, 2005.</w:t>
       </w:r>
     </w:p>
     <w:sectPr>
